--- a/02-Knowledge/career-development/interview-project-summaries/01-company-interviews/continuous-learning/silangkeji-records-Basicknowledge.docx
+++ b/02-Knowledge/career-development/interview-project-summaries/01-company-interviews/continuous-learning/silangkeji-records-Basicknowledge.docx
@@ -75,21 +75,7 @@
         <w:rPr>
           <w:color w:val="494949"/>
         </w:rPr>
-        <w:t>面试官，您好！我叫韩伟，</w:t>
-      </w:r>
-      <w:proofErr w:type="gramStart"/>
-      <w:r>
-        <w:rPr>
-          <w:color w:val="494949"/>
-        </w:rPr>
-        <w:t>自从工作</w:t>
-      </w:r>
-      <w:proofErr w:type="gramEnd"/>
-      <w:r>
-        <w:rPr>
-          <w:color w:val="494949"/>
-        </w:rPr>
-        <w:t>以来，一直深耕在嵌入式领域。在我的职业经历中，我主要专注于以下方面：</w:t>
+        <w:t>面试官，您好！我叫韩伟，自从工作以来，一直深耕在嵌入式领域。在我的职业经历中，我主要专注于以下方面：</w:t>
       </w:r>
     </w:p>
     <w:p>
@@ -207,7 +193,6 @@
         </w:rPr>
         <w:t>有</w:t>
       </w:r>
-      <w:proofErr w:type="gramStart"/>
       <w:r>
         <w:rPr>
           <w:rFonts w:ascii="微软雅黑" w:eastAsia="微软雅黑" w:hAnsi="微软雅黑" w:cs="微软雅黑"/>
@@ -217,7 +202,6 @@
         </w:rPr>
         <w:t>源码级理解</w:t>
       </w:r>
-      <w:proofErr w:type="gramEnd"/>
       <w:r>
         <w:rPr>
           <w:rFonts w:ascii="微软雅黑" w:eastAsia="微软雅黑" w:hAnsi="微软雅黑" w:cs="微软雅黑" w:hint="eastAsia"/>
@@ -281,7 +265,6 @@
         </w:rPr>
         <w:t>也对</w:t>
       </w:r>
-      <w:proofErr w:type="gramStart"/>
       <w:r>
         <w:rPr>
           <w:rFonts w:hint="eastAsia"/>
@@ -293,14 +276,7 @@
         <w:rPr>
           <w:color w:val="FF0000"/>
         </w:rPr>
-        <w:t>双</w:t>
-      </w:r>
-      <w:proofErr w:type="gramEnd"/>
-      <w:r>
-        <w:rPr>
-          <w:color w:val="FF0000"/>
-        </w:rPr>
-        <w:t>核</w:t>
+        <w:t>双核</w:t>
       </w:r>
       <w:r>
         <w:rPr>
@@ -455,21 +431,7 @@
         <w:rPr>
           <w:color w:val="494949"/>
         </w:rPr>
-        <w:t>异构</w:t>
-      </w:r>
-      <w:proofErr w:type="gramStart"/>
-      <w:r>
-        <w:rPr>
-          <w:color w:val="494949"/>
-        </w:rPr>
-        <w:t>核软件</w:t>
-      </w:r>
-      <w:proofErr w:type="gramEnd"/>
-      <w:r>
-        <w:rPr>
-          <w:color w:val="494949"/>
-        </w:rPr>
-        <w:t>架构设计、双核之间的通信设计以及优化、底层驱动开发调试到产品全流程落地，</w:t>
+        <w:t>异构核软件架构设计、双核之间的通信设计以及优化、底层驱动开发调试到产品全流程落地，</w:t>
       </w:r>
       <w:r>
         <w:rPr>
@@ -539,21 +501,7 @@
         <w:rPr>
           <w:color w:val="494949"/>
         </w:rPr>
-        <w:t>等底层驱动、网络通信等全链路技术</w:t>
-      </w:r>
-      <w:proofErr w:type="gramStart"/>
-      <w:r>
-        <w:rPr>
-          <w:color w:val="494949"/>
-        </w:rPr>
-        <w:t>栈</w:t>
-      </w:r>
-      <w:proofErr w:type="gramEnd"/>
-      <w:r>
-        <w:rPr>
-          <w:color w:val="494949"/>
-        </w:rPr>
-        <w:t>，都有</w:t>
+        <w:t>等底层驱动、网络通信等全链路技术栈，都有</w:t>
       </w:r>
       <w:r>
         <w:rPr>
@@ -607,19 +555,11 @@
           <w:rFonts w:hint="eastAsia"/>
         </w:rPr>
       </w:pPr>
-      <w:proofErr w:type="gramStart"/>
-      <w:r>
-        <w:rPr>
-          <w:color w:val="494949"/>
-        </w:rPr>
-        <w:t>前司担任</w:t>
-      </w:r>
-      <w:proofErr w:type="gramEnd"/>
-      <w:r>
-        <w:rPr>
-          <w:color w:val="494949"/>
-        </w:rPr>
-        <w:t>项目经理，负责项目全流程管控，</w:t>
+      <w:r>
+        <w:rPr>
+          <w:color w:val="494949"/>
+        </w:rPr>
+        <w:t>前司担任项目经理，负责项目全流程管控，</w:t>
       </w:r>
       <w:r>
         <w:rPr>
@@ -644,21 +584,7 @@
         <w:rPr>
           <w:color w:val="494949"/>
         </w:rPr>
-        <w:t>；</w:t>
-      </w:r>
-      <w:proofErr w:type="gramStart"/>
-      <w:r>
-        <w:rPr>
-          <w:color w:val="494949"/>
-        </w:rPr>
-        <w:t>现司作为</w:t>
-      </w:r>
-      <w:proofErr w:type="gramEnd"/>
-      <w:r>
-        <w:rPr>
-          <w:color w:val="494949"/>
-        </w:rPr>
-        <w:t>软件团队</w:t>
+        <w:t>；现司作为软件团队</w:t>
       </w:r>
       <w:r>
         <w:rPr>
@@ -818,21 +744,7 @@
         <w:rPr>
           <w:color w:val="494949"/>
         </w:rPr>
-        <w:t>我过往的核心技术</w:t>
-      </w:r>
-      <w:proofErr w:type="gramStart"/>
-      <w:r>
-        <w:rPr>
-          <w:color w:val="494949"/>
-        </w:rPr>
-        <w:t>栈</w:t>
-      </w:r>
-      <w:proofErr w:type="gramEnd"/>
-      <w:r>
-        <w:rPr>
-          <w:color w:val="494949"/>
-        </w:rPr>
-        <w:t>、工程经验高度匹配。我相信自己扎实的底层功底、系统级问题解决能力，能够快速融入团队，为公司产品研发落地创造价值。</w:t>
+        <w:t>我过往的核心技术栈、工程经验高度匹配。我相信自己扎实的底层功底、系统级问题解决能力，能够快速融入团队，为公司产品研发落地创造价值。</w:t>
       </w:r>
     </w:p>
     <w:p>
@@ -895,15 +807,7 @@
         <w:t>+</w:t>
       </w:r>
       <w:r>
-        <w:t>国产自</w:t>
-      </w:r>
-      <w:proofErr w:type="gramStart"/>
-      <w:r>
-        <w:t>研算力</w:t>
-      </w:r>
-      <w:proofErr w:type="gramEnd"/>
-      <w:r>
-        <w:t>芯片」这条赛道，长期稳定地走下去。</w:t>
+        <w:t>国产自研算力芯片」这条赛道，长期稳定地走下去。</w:t>
       </w:r>
     </w:p>
     <w:p>
@@ -923,11 +827,9 @@
       <w:r>
         <w:t>，我希望能快速吃透</w:t>
       </w:r>
-      <w:proofErr w:type="spellStart"/>
       <w:r>
         <w:t>MaPU</w:t>
       </w:r>
-      <w:proofErr w:type="spellEnd"/>
       <w:r>
         <w:t>架构的核心逻辑，把我</w:t>
       </w:r>
@@ -973,15 +875,7 @@
         <w:t>AI</w:t>
       </w:r>
       <w:r>
-        <w:t>落地这些方向，深度参与到国产自主</w:t>
-      </w:r>
-      <w:proofErr w:type="gramStart"/>
-      <w:r>
-        <w:t>可控算力的</w:t>
-      </w:r>
-      <w:proofErr w:type="gramEnd"/>
-      <w:r>
-        <w:t>研发中，不仅做好技术开发，也能在团队里承担更多的技术攻坚、带教新人的工作，和公司一起实现技术突破。</w:t>
+        <w:t>落地这些方向，深度参与到国产自主可控算力的研发中，不仅做好技术开发，也能在团队里承担更多的技术攻坚、带教新人的工作，和公司一起实现技术突破。</w:t>
       </w:r>
     </w:p>
     <w:p>
@@ -1189,7 +1083,6 @@
                 <w:rFonts w:hint="eastAsia"/>
               </w:rPr>
             </w:pPr>
-            <w:proofErr w:type="gramStart"/>
             <w:r>
               <w:rPr>
                 <w:rFonts w:ascii="微软雅黑" w:eastAsia="微软雅黑" w:hAnsi="微软雅黑" w:cs="微软雅黑"/>
@@ -1204,16 +1097,7 @@
                 <w:color w:val="000000"/>
                 <w:sz w:val="24"/>
               </w:rPr>
-              <w:t>系统</w:t>
-            </w:r>
-            <w:proofErr w:type="gramEnd"/>
-            <w:r>
-              <w:rPr>
-                <w:rFonts w:ascii="微软雅黑" w:eastAsia="微软雅黑" w:hAnsi="微软雅黑" w:cs="微软雅黑"/>
-                <w:color w:val="000000"/>
-                <w:sz w:val="24"/>
-              </w:rPr>
-              <w:t>需要极致稳定和实时响应</w:t>
+              <w:t>系统需要极致稳定和实时响应</w:t>
             </w:r>
           </w:p>
         </w:tc>
@@ -1247,61 +1131,7 @@
                 <w:color w:val="000000"/>
                 <w:sz w:val="24"/>
               </w:rPr>
-              <w:t>「我 8 年</w:t>
-            </w:r>
-            <w:proofErr w:type="gramStart"/>
-            <w:r>
-              <w:rPr>
-                <w:rFonts w:ascii="微软雅黑" w:eastAsia="微软雅黑" w:hAnsi="微软雅黑" w:cs="微软雅黑"/>
-                <w:color w:val="000000"/>
-                <w:sz w:val="24"/>
-              </w:rPr>
-              <w:t>做工业</w:t>
-            </w:r>
-            <w:proofErr w:type="gramEnd"/>
-            <w:r>
-              <w:rPr>
-                <w:rFonts w:ascii="微软雅黑" w:eastAsia="微软雅黑" w:hAnsi="微软雅黑" w:cs="微软雅黑"/>
-                <w:color w:val="000000"/>
-                <w:sz w:val="24"/>
-              </w:rPr>
-              <w:t>嵌入式，专攻 RTOS 实时优化、死机故障排查，能确保自</w:t>
-            </w:r>
-            <w:proofErr w:type="gramStart"/>
-            <w:r>
-              <w:rPr>
-                <w:rFonts w:ascii="微软雅黑" w:eastAsia="微软雅黑" w:hAnsi="微软雅黑" w:cs="微软雅黑"/>
-                <w:color w:val="000000"/>
-                <w:sz w:val="24"/>
-              </w:rPr>
-              <w:t>研</w:t>
-            </w:r>
-            <w:proofErr w:type="gramEnd"/>
-            <w:r>
-              <w:rPr>
-                <w:rFonts w:ascii="微软雅黑" w:eastAsia="微软雅黑" w:hAnsi="微软雅黑" w:cs="微软雅黑"/>
-                <w:color w:val="000000"/>
-                <w:sz w:val="24"/>
-              </w:rPr>
-              <w:t>芯片在高负载下的稳定性，这</w:t>
-            </w:r>
-            <w:proofErr w:type="gramStart"/>
-            <w:r>
-              <w:rPr>
-                <w:rFonts w:ascii="微软雅黑" w:eastAsia="微软雅黑" w:hAnsi="微软雅黑" w:cs="微软雅黑"/>
-                <w:color w:val="000000"/>
-                <w:sz w:val="24"/>
-              </w:rPr>
-              <w:t>和超算场景</w:t>
-            </w:r>
-            <w:proofErr w:type="gramEnd"/>
-            <w:r>
-              <w:rPr>
-                <w:rFonts w:ascii="微软雅黑" w:eastAsia="微软雅黑" w:hAnsi="微软雅黑" w:cs="微软雅黑"/>
-                <w:color w:val="000000"/>
-                <w:sz w:val="24"/>
-              </w:rPr>
-              <w:t>完全匹配」</w:t>
+              <w:t>「我 8 年做工业嵌入式，专攻 RTOS 实时优化、死机故障排查，能确保自研芯片在高负载下的稳定性，这和超算场景完全匹配」</w:t>
             </w:r>
           </w:p>
         </w:tc>
@@ -1489,25 +1319,7 @@
                 <w:color w:val="000000"/>
                 <w:sz w:val="24"/>
               </w:rPr>
-              <w:t>自</w:t>
-            </w:r>
-            <w:proofErr w:type="gramStart"/>
-            <w:r>
-              <w:rPr>
-                <w:rFonts w:ascii="微软雅黑" w:eastAsia="微软雅黑" w:hAnsi="微软雅黑" w:cs="微软雅黑"/>
-                <w:color w:val="000000"/>
-                <w:sz w:val="24"/>
-              </w:rPr>
-              <w:t>研</w:t>
-            </w:r>
-            <w:proofErr w:type="gramEnd"/>
-            <w:r>
-              <w:rPr>
-                <w:rFonts w:ascii="微软雅黑" w:eastAsia="微软雅黑" w:hAnsi="微软雅黑" w:cs="微软雅黑"/>
-                <w:color w:val="000000"/>
-                <w:sz w:val="24"/>
-              </w:rPr>
-              <w:t>芯片驱动开发、IP 验证、产品交付</w:t>
+              <w:t>自研芯片驱动开发、IP 验证、产品交付</w:t>
             </w:r>
           </w:p>
         </w:tc>
@@ -1557,25 +1369,7 @@
                 <w:color w:val="000000"/>
                 <w:sz w:val="24"/>
               </w:rPr>
-              <w:t xml:space="preserve">，能快速完成 </w:t>
-            </w:r>
-            <w:proofErr w:type="spellStart"/>
-            <w:r>
-              <w:rPr>
-                <w:rFonts w:ascii="微软雅黑" w:eastAsia="微软雅黑" w:hAnsi="微软雅黑" w:cs="微软雅黑"/>
-                <w:color w:val="000000"/>
-                <w:sz w:val="24"/>
-              </w:rPr>
-              <w:t>MaPU</w:t>
-            </w:r>
-            <w:proofErr w:type="spellEnd"/>
-            <w:r>
-              <w:rPr>
-                <w:rFonts w:ascii="微软雅黑" w:eastAsia="微软雅黑" w:hAnsi="微软雅黑" w:cs="微软雅黑"/>
-                <w:color w:val="000000"/>
-                <w:sz w:val="24"/>
-              </w:rPr>
-              <w:t xml:space="preserve"> 芯片的</w:t>
+              <w:t>，能快速完成 MaPU 芯片的</w:t>
             </w:r>
             <w:r>
               <w:rPr>
@@ -1739,7 +1533,6 @@
           <w:rFonts w:hint="eastAsia"/>
         </w:rPr>
       </w:pPr>
-      <w:proofErr w:type="gramStart"/>
       <w:r>
         <w:rPr>
           <w:b/>
@@ -1748,7 +1541,6 @@
         </w:rPr>
         <w:t>避坑提醒</w:t>
       </w:r>
-      <w:proofErr w:type="gramEnd"/>
       <w:r>
         <w:rPr>
           <w:color w:val="1F2329"/>
@@ -1770,23 +1562,7 @@
           <w:color w:val="1F2329"/>
           <w:sz w:val="24"/>
         </w:rPr>
-        <w:t>我之前的工作更多是聚焦在工业嵌入式、网络通信领域，对科学计算、</w:t>
-      </w:r>
-      <w:proofErr w:type="gramStart"/>
-      <w:r>
-        <w:rPr>
-          <w:color w:val="1F2329"/>
-          <w:sz w:val="24"/>
-        </w:rPr>
-        <w:t>超算场景</w:t>
-      </w:r>
-      <w:proofErr w:type="gramEnd"/>
-      <w:r>
-        <w:rPr>
-          <w:color w:val="1F2329"/>
-          <w:sz w:val="24"/>
-        </w:rPr>
-        <w:t>的具体业务逻辑，接触的还不够深入，这是我目前需要快速补充的地方。不过我已经在主动学习相关的内容，了解科学计算场景的核心需求、算法特点，同时我</w:t>
+        <w:t>我之前的工作更多是聚焦在工业嵌入式、网络通信领域，对科学计算、超算场景的具体业务逻辑，接触的还不够深入，这是我目前需要快速补充的地方。不过我已经在主动学习相关的内容，了解科学计算场景的核心需求、算法特点，同时我</w:t>
       </w:r>
       <w:r>
         <w:rPr>
@@ -1865,13 +1641,8 @@
           <w:rFonts w:hint="eastAsia"/>
         </w:rPr>
       </w:pPr>
-      <w:proofErr w:type="spellStart"/>
-      <w:r>
-        <w:t>MaPU</w:t>
-      </w:r>
-      <w:proofErr w:type="spellEnd"/>
-      <w:r>
-        <w:t xml:space="preserve"> </w:t>
+      <w:r>
+        <w:t xml:space="preserve">MaPU </w:t>
       </w:r>
       <w:r>
         <w:t>架构与行业技术认知（加分项，体现你的诚意和匹配度）</w:t>
@@ -1898,23 +1669,7 @@
           <w:color w:val="000000"/>
           <w:sz w:val="24"/>
         </w:rPr>
-        <w:t xml:space="preserve"> </w:t>
-      </w:r>
-      <w:proofErr w:type="spellStart"/>
-      <w:r>
-        <w:rPr>
-          <w:color w:val="000000"/>
-          <w:sz w:val="24"/>
-        </w:rPr>
-        <w:t>MaPU</w:t>
-      </w:r>
-      <w:proofErr w:type="spellEnd"/>
-      <w:r>
-        <w:rPr>
-          <w:color w:val="000000"/>
-          <w:sz w:val="24"/>
-        </w:rPr>
-        <w:t xml:space="preserve"> </w:t>
+        <w:t xml:space="preserve"> MaPU </w:t>
       </w:r>
       <w:r>
         <w:rPr>
@@ -1942,51 +1697,15 @@
           <w:color w:val="000000"/>
           <w:sz w:val="24"/>
         </w:rPr>
-        <w:t>你对我们自</w:t>
-      </w:r>
-      <w:proofErr w:type="gramStart"/>
-      <w:r>
-        <w:rPr>
-          <w:b/>
-          <w:color w:val="000000"/>
-          <w:sz w:val="24"/>
-        </w:rPr>
-        <w:t>研</w:t>
-      </w:r>
-      <w:proofErr w:type="gramEnd"/>
-      <w:r>
-        <w:rPr>
-          <w:b/>
-          <w:color w:val="000000"/>
-          <w:sz w:val="24"/>
-        </w:rPr>
-        <w:t>的</w:t>
-      </w:r>
-      <w:r>
-        <w:rPr>
-          <w:b/>
-          <w:color w:val="000000"/>
-          <w:sz w:val="24"/>
-        </w:rPr>
-        <w:t xml:space="preserve"> </w:t>
-      </w:r>
-      <w:proofErr w:type="spellStart"/>
-      <w:r>
-        <w:rPr>
-          <w:b/>
-          <w:color w:val="000000"/>
-          <w:sz w:val="24"/>
-        </w:rPr>
-        <w:t>MaPU</w:t>
-      </w:r>
-      <w:proofErr w:type="spellEnd"/>
-      <w:r>
-        <w:rPr>
-          <w:b/>
-          <w:color w:val="000000"/>
-          <w:sz w:val="24"/>
-        </w:rPr>
-        <w:t xml:space="preserve"> </w:t>
+        <w:t>你对我们自研的</w:t>
+      </w:r>
+      <w:r>
+        <w:rPr>
+          <w:b/>
+          <w:color w:val="000000"/>
+          <w:sz w:val="24"/>
+        </w:rPr>
+        <w:t xml:space="preserve"> MaPU </w:t>
       </w:r>
       <w:r>
         <w:rPr>
@@ -2031,23 +1750,7 @@
           <w:color w:val="FF0000"/>
           <w:sz w:val="24"/>
         </w:rPr>
-        <w:t xml:space="preserve"> </w:t>
-      </w:r>
-      <w:proofErr w:type="spellStart"/>
-      <w:r>
-        <w:rPr>
-          <w:color w:val="FF0000"/>
-          <w:sz w:val="24"/>
-        </w:rPr>
-        <w:t>MaPU</w:t>
-      </w:r>
-      <w:proofErr w:type="spellEnd"/>
-      <w:r>
-        <w:rPr>
-          <w:color w:val="FF0000"/>
-          <w:sz w:val="24"/>
-        </w:rPr>
-        <w:t xml:space="preserve"> </w:t>
+        <w:t xml:space="preserve"> MaPU </w:t>
       </w:r>
       <w:r>
         <w:rPr>
@@ -2111,23 +1814,7 @@
           <w:color w:val="000000"/>
           <w:sz w:val="24"/>
         </w:rPr>
-        <w:t>比，它</w:t>
-      </w:r>
-      <w:proofErr w:type="gramStart"/>
-      <w:r>
-        <w:rPr>
-          <w:color w:val="000000"/>
-          <w:sz w:val="24"/>
-        </w:rPr>
-        <w:t>的算力利用率</w:t>
-      </w:r>
-      <w:proofErr w:type="gramEnd"/>
-      <w:r>
-        <w:rPr>
-          <w:color w:val="000000"/>
-          <w:sz w:val="24"/>
-        </w:rPr>
-        <w:t>更高，科学计算场景能做到</w:t>
+        <w:t>比，它的算力利用率更高，科学计算场景能做到</w:t>
       </w:r>
       <w:r>
         <w:rPr>
@@ -2197,23 +1884,7 @@
           <w:color w:val="000000"/>
           <w:sz w:val="24"/>
         </w:rPr>
-        <w:t>。我之前做</w:t>
-      </w:r>
-      <w:proofErr w:type="gramStart"/>
-      <w:r>
-        <w:rPr>
-          <w:color w:val="000000"/>
-          <w:sz w:val="24"/>
-        </w:rPr>
-        <w:t>异构双</w:t>
-      </w:r>
-      <w:proofErr w:type="gramEnd"/>
-      <w:r>
-        <w:rPr>
-          <w:color w:val="000000"/>
-          <w:sz w:val="24"/>
-        </w:rPr>
-        <w:t>核开发、</w:t>
+        <w:t>。我之前做异构双核开发、</w:t>
       </w:r>
       <w:r>
         <w:rPr>
@@ -2227,32 +1898,15 @@
           <w:color w:val="000000"/>
           <w:sz w:val="24"/>
         </w:rPr>
-        <w:t>算法优化的经验，能快速适配这套架构，把它</w:t>
-      </w:r>
-      <w:proofErr w:type="gramStart"/>
-      <w:r>
-        <w:rPr>
-          <w:color w:val="000000"/>
-          <w:sz w:val="24"/>
-        </w:rPr>
-        <w:t>的算力优势</w:t>
-      </w:r>
-      <w:proofErr w:type="gramEnd"/>
-      <w:r>
-        <w:rPr>
-          <w:color w:val="000000"/>
-          <w:sz w:val="24"/>
-        </w:rPr>
-        <w:t>充分释放出来。</w:t>
-      </w:r>
-    </w:p>
-    <w:p>
-      <w:pPr>
-        <w:rPr>
-          <w:rFonts w:hint="eastAsia"/>
-        </w:rPr>
-      </w:pPr>
-      <w:proofErr w:type="spellStart"/>
+        <w:t>算法优化的经验，能快速适配这套架构，把它的算力优势充分释放出来。</w:t>
+      </w:r>
+    </w:p>
+    <w:p>
+      <w:pPr>
+        <w:rPr>
+          <w:rFonts w:hint="eastAsia"/>
+        </w:rPr>
+      </w:pPr>
       <w:r>
         <w:rPr>
           <w:rFonts w:ascii="微软雅黑" w:eastAsia="微软雅黑" w:hAnsi="微软雅黑" w:cs="微软雅黑"/>
@@ -2260,17 +1914,7 @@
           <w:color w:val="FF0000"/>
           <w:sz w:val="25"/>
         </w:rPr>
-        <w:t>MaPU</w:t>
-      </w:r>
-      <w:proofErr w:type="spellEnd"/>
-      <w:r>
-        <w:rPr>
-          <w:rFonts w:ascii="微软雅黑" w:eastAsia="微软雅黑" w:hAnsi="微软雅黑" w:cs="微软雅黑"/>
-          <w:b/>
-          <w:color w:val="FF0000"/>
-          <w:sz w:val="25"/>
-        </w:rPr>
-        <w:t>架构</w:t>
+        <w:t>MaPU架构</w:t>
       </w:r>
       <w:r>
         <w:rPr>
@@ -2447,17 +2091,8 @@
           <w:color w:val="000000"/>
           <w:sz w:val="24"/>
         </w:rPr>
-        <w:t xml:space="preserve"> </w:t>
-      </w:r>
-      <w:proofErr w:type="spellStart"/>
-      <w:r>
-        <w:rPr>
-          <w:color w:val="000000"/>
-          <w:sz w:val="24"/>
-        </w:rPr>
-        <w:t>TinyML</w:t>
-      </w:r>
-      <w:proofErr w:type="spellEnd"/>
+        <w:t xml:space="preserve"> TinyML</w:t>
+      </w:r>
       <w:r>
         <w:rPr>
           <w:color w:val="000000"/>
@@ -2692,23 +2327,13 @@
                 <w:rFonts w:hint="eastAsia"/>
               </w:rPr>
             </w:pPr>
-            <w:proofErr w:type="gramStart"/>
             <w:r>
               <w:rPr>
                 <w:rFonts w:ascii="微软雅黑" w:eastAsia="微软雅黑" w:hAnsi="微软雅黑" w:cs="微软雅黑"/>
                 <w:color w:val="000000"/>
                 <w:sz w:val="24"/>
               </w:rPr>
-              <w:t>端侧延迟</w:t>
-            </w:r>
-            <w:proofErr w:type="gramEnd"/>
-            <w:r>
-              <w:rPr>
-                <w:rFonts w:ascii="微软雅黑" w:eastAsia="微软雅黑" w:hAnsi="微软雅黑" w:cs="微软雅黑"/>
-                <w:color w:val="000000"/>
-                <w:sz w:val="24"/>
-              </w:rPr>
-              <w:t>低至微秒级，支持闭环实时控制</w:t>
+              <w:t>端侧延迟低至微秒级，支持闭环实时控制</w:t>
             </w:r>
           </w:p>
         </w:tc>
@@ -2745,25 +2370,7 @@
                 <w:sz w:val="24"/>
               </w:rPr>
               <w:lastRenderedPageBreak/>
-              <w:t>能耗巨大（</w:t>
-            </w:r>
-            <w:proofErr w:type="gramStart"/>
-            <w:r>
-              <w:rPr>
-                <w:rFonts w:ascii="微软雅黑" w:eastAsia="微软雅黑" w:hAnsi="微软雅黑" w:cs="微软雅黑"/>
-                <w:color w:val="000000"/>
-                <w:sz w:val="24"/>
-              </w:rPr>
-              <w:t>超算中心</w:t>
-            </w:r>
-            <w:proofErr w:type="gramEnd"/>
-            <w:r>
-              <w:rPr>
-                <w:rFonts w:ascii="微软雅黑" w:eastAsia="微软雅黑" w:hAnsi="微软雅黑" w:cs="微软雅黑"/>
-                <w:color w:val="000000"/>
-                <w:sz w:val="24"/>
-              </w:rPr>
-              <w:t>年耗电量数亿度）</w:t>
+              <w:t>能耗巨大（超算中心年耗电量数亿度）</w:t>
             </w:r>
           </w:p>
         </w:tc>
@@ -2797,25 +2404,7 @@
                 <w:color w:val="000000"/>
                 <w:sz w:val="24"/>
               </w:rPr>
-              <w:t>嵌入式设备</w:t>
-            </w:r>
-            <w:proofErr w:type="gramStart"/>
-            <w:r>
-              <w:rPr>
-                <w:rFonts w:ascii="微软雅黑" w:eastAsia="微软雅黑" w:hAnsi="微软雅黑" w:cs="微软雅黑"/>
-                <w:color w:val="000000"/>
-                <w:sz w:val="24"/>
-              </w:rPr>
-              <w:t>功耗仅为毫瓦级</w:t>
-            </w:r>
-            <w:proofErr w:type="gramEnd"/>
-            <w:r>
-              <w:rPr>
-                <w:rFonts w:ascii="微软雅黑" w:eastAsia="微软雅黑" w:hAnsi="微软雅黑" w:cs="微软雅黑"/>
-                <w:color w:val="000000"/>
-                <w:sz w:val="24"/>
-              </w:rPr>
-              <w:t>到瓦级，适合大规模部署</w:t>
+              <w:t>嵌入式设备功耗仅为毫瓦级到瓦级，适合大规模部署</w:t>
             </w:r>
           </w:p>
         </w:tc>
@@ -3020,12 +2609,47 @@
         <w:rPr>
           <w:color w:val="000000"/>
         </w:rPr>
-        <w:t>和边缘计算不是要取代超算，而是与</w:t>
-      </w:r>
-      <w:proofErr w:type="gramStart"/>
-      <w:r>
-        <w:rPr>
-          <w:color w:val="000000"/>
+        <w:t>和边缘计算不是要取代超算，而是与超算</w:t>
+      </w:r>
+      <w:r>
+        <w:rPr>
+          <w:color w:val="FF0000"/>
+        </w:rPr>
+        <w:t>形成</w:t>
+      </w:r>
+      <w:r>
+        <w:rPr>
+          <w:color w:val="FF0000"/>
+        </w:rPr>
+        <w:t xml:space="preserve"> **" </w:t>
+      </w:r>
+      <w:r>
+        <w:rPr>
+          <w:color w:val="FF0000"/>
+        </w:rPr>
+        <w:t>边缘</w:t>
+      </w:r>
+      <w:r>
+        <w:rPr>
+          <w:color w:val="FF0000"/>
+        </w:rPr>
+        <w:t xml:space="preserve"> - </w:t>
+      </w:r>
+      <w:r>
+        <w:rPr>
+          <w:color w:val="FF0000"/>
+        </w:rPr>
+        <w:t>云</w:t>
+      </w:r>
+      <w:r>
+        <w:rPr>
+          <w:color w:val="FF0000"/>
+        </w:rPr>
+        <w:t xml:space="preserve"> - </w:t>
+      </w:r>
+      <w:r>
+        <w:rPr>
+          <w:color w:val="FF0000"/>
         </w:rPr>
         <w:t>超算</w:t>
       </w:r>
@@ -3033,51 +2657,6 @@
         <w:rPr>
           <w:color w:val="FF0000"/>
         </w:rPr>
-        <w:t>形成</w:t>
-      </w:r>
-      <w:proofErr w:type="gramEnd"/>
-      <w:r>
-        <w:rPr>
-          <w:color w:val="FF0000"/>
-        </w:rPr>
-        <w:t xml:space="preserve"> **" </w:t>
-      </w:r>
-      <w:r>
-        <w:rPr>
-          <w:color w:val="FF0000"/>
-        </w:rPr>
-        <w:t>边缘</w:t>
-      </w:r>
-      <w:r>
-        <w:rPr>
-          <w:color w:val="FF0000"/>
-        </w:rPr>
-        <w:t xml:space="preserve"> - </w:t>
-      </w:r>
-      <w:r>
-        <w:rPr>
-          <w:color w:val="FF0000"/>
-        </w:rPr>
-        <w:t>云</w:t>
-      </w:r>
-      <w:r>
-        <w:rPr>
-          <w:color w:val="FF0000"/>
-        </w:rPr>
-        <w:t xml:space="preserve"> - </w:t>
-      </w:r>
-      <w:proofErr w:type="gramStart"/>
-      <w:r>
-        <w:rPr>
-          <w:color w:val="FF0000"/>
-        </w:rPr>
-        <w:t>超算</w:t>
-      </w:r>
-      <w:proofErr w:type="gramEnd"/>
-      <w:r>
-        <w:rPr>
-          <w:color w:val="FF0000"/>
-        </w:rPr>
         <w:t xml:space="preserve"> " </w:t>
       </w:r>
       <w:r>
@@ -3132,23 +2711,7 @@
           <w:color w:val="1F2329"/>
           <w:sz w:val="24"/>
         </w:rPr>
-        <w:t>一轮和</w:t>
-      </w:r>
-      <w:proofErr w:type="gramStart"/>
-      <w:r>
-        <w:rPr>
-          <w:color w:val="1F2329"/>
-          <w:sz w:val="24"/>
-        </w:rPr>
-        <w:t>面试官聊下来</w:t>
-      </w:r>
-      <w:proofErr w:type="gramEnd"/>
-      <w:r>
-        <w:rPr>
-          <w:color w:val="1F2329"/>
-          <w:sz w:val="24"/>
-        </w:rPr>
-        <w:t>，我</w:t>
+        <w:t>一轮和面试官聊下来，我</w:t>
       </w:r>
       <w:r>
         <w:rPr>
@@ -3163,39 +2726,14 @@
           <w:color w:val="1F2329"/>
           <w:sz w:val="24"/>
         </w:rPr>
-        <w:t>了解到咱们团队核心是负责基于自</w:t>
-      </w:r>
-      <w:proofErr w:type="gramStart"/>
-      <w:r>
-        <w:rPr>
-          <w:color w:val="1F2329"/>
-          <w:sz w:val="24"/>
-        </w:rPr>
-        <w:t>研</w:t>
-      </w:r>
-      <w:proofErr w:type="gramEnd"/>
-      <w:r>
-        <w:rPr>
-          <w:color w:val="1F2329"/>
-          <w:sz w:val="24"/>
-        </w:rPr>
-        <w:t xml:space="preserve"> </w:t>
-      </w:r>
-      <w:proofErr w:type="spellStart"/>
-      <w:r>
-        <w:rPr>
-          <w:color w:val="1F2329"/>
-          <w:sz w:val="24"/>
-        </w:rPr>
-        <w:t>MaPU</w:t>
-      </w:r>
-      <w:proofErr w:type="spellEnd"/>
-      <w:r>
-        <w:rPr>
-          <w:color w:val="1F2329"/>
-          <w:sz w:val="24"/>
-        </w:rPr>
-        <w:t xml:space="preserve"> </w:t>
+        <w:t>了解到咱们团队核心是负责基于自研</w:t>
+      </w:r>
+      <w:r>
+        <w:rPr>
+          <w:color w:val="1F2329"/>
+          <w:sz w:val="24"/>
+        </w:rPr>
+        <w:t xml:space="preserve"> MaPU </w:t>
       </w:r>
       <w:r>
         <w:rPr>
@@ -3276,23 +2814,7 @@
           <w:color w:val="1F2329"/>
           <w:sz w:val="24"/>
         </w:rPr>
-        <w:t>第二，我长期</w:t>
-      </w:r>
-      <w:proofErr w:type="gramStart"/>
-      <w:r>
-        <w:rPr>
-          <w:color w:val="1F2329"/>
-          <w:sz w:val="24"/>
-        </w:rPr>
-        <w:t>做工业</w:t>
-      </w:r>
-      <w:proofErr w:type="gramEnd"/>
-      <w:r>
-        <w:rPr>
-          <w:color w:val="1F2329"/>
-          <w:sz w:val="24"/>
-        </w:rPr>
-        <w:t>级高可靠产品，对系统稳定性、实时性保障有完整的方法论，能适配咱们产品的严苛要求；</w:t>
+        <w:t>第二，我长期做工业级高可靠产品，对系统稳定性、实时性保障有完整的方法论，能适配咱们产品的严苛要求；</w:t>
       </w:r>
     </w:p>
     <w:p>
@@ -3315,46 +2837,14 @@
           <w:color w:val="1F2329"/>
           <w:sz w:val="24"/>
         </w:rPr>
-        <w:t xml:space="preserve"> </w:t>
-      </w:r>
-      <w:proofErr w:type="spellStart"/>
-      <w:r>
-        <w:rPr>
-          <w:color w:val="1F2329"/>
-          <w:sz w:val="24"/>
-        </w:rPr>
-        <w:t>MaPU</w:t>
-      </w:r>
-      <w:proofErr w:type="spellEnd"/>
-      <w:r>
-        <w:rPr>
-          <w:color w:val="1F2329"/>
-          <w:sz w:val="24"/>
-        </w:rPr>
-        <w:t xml:space="preserve"> </w:t>
-      </w:r>
-      <w:r>
-        <w:rPr>
-          <w:color w:val="1F2329"/>
-          <w:sz w:val="24"/>
-        </w:rPr>
-        <w:t>架构做了深入的了解，对可重构架构的核心优势、优化思路有清晰的认知，能快速适配自</w:t>
-      </w:r>
-      <w:proofErr w:type="gramStart"/>
-      <w:r>
-        <w:rPr>
-          <w:color w:val="1F2329"/>
-          <w:sz w:val="24"/>
-        </w:rPr>
-        <w:t>研</w:t>
-      </w:r>
-      <w:proofErr w:type="gramEnd"/>
-      <w:r>
-        <w:rPr>
-          <w:color w:val="1F2329"/>
-          <w:sz w:val="24"/>
-        </w:rPr>
-        <w:t>平台的开发。</w:t>
+        <w:t xml:space="preserve"> MaPU </w:t>
+      </w:r>
+      <w:r>
+        <w:rPr>
+          <w:color w:val="1F2329"/>
+          <w:sz w:val="24"/>
+        </w:rPr>
+        <w:t>架构做了深入的了解，对可重构架构的核心优势、优化思路有清晰的认知，能快速适配自研平台的开发。</w:t>
       </w:r>
     </w:p>
     <w:p>
@@ -3485,21 +2975,12 @@
         </w:rPr>
         <w:t xml:space="preserve"> 1 </w:t>
       </w:r>
-      <w:proofErr w:type="gramStart"/>
-      <w:r>
-        <w:rPr>
-          <w:color w:val="1F2329"/>
-          <w:sz w:val="24"/>
-        </w:rPr>
-        <w:t>个</w:t>
-      </w:r>
-      <w:proofErr w:type="gramEnd"/>
-      <w:r>
-        <w:rPr>
-          <w:color w:val="1F2329"/>
-          <w:sz w:val="24"/>
-        </w:rPr>
-        <w:t>「最棘手的系统级问题</w:t>
+      <w:r>
+        <w:rPr>
+          <w:color w:val="1F2329"/>
+          <w:sz w:val="24"/>
+        </w:rPr>
+        <w:t>个「最棘手的系统级问题</w:t>
       </w:r>
       <w:r>
         <w:rPr>
@@ -3567,13 +3048,8 @@
         </w:rPr>
       </w:pPr>
       <w:r>
-        <w:t xml:space="preserve">typedef struct </w:t>
-      </w:r>
-      <w:proofErr w:type="spellStart"/>
-      <w:r>
-        <w:t>OsEvent</w:t>
-      </w:r>
-      <w:proofErr w:type="spellEnd"/>
+        <w:t>typedef struct OsEvent</w:t>
+      </w:r>
     </w:p>
     <w:p>
       <w:pPr>
@@ -3596,901 +3072,602 @@
         </w:rPr>
       </w:pPr>
       <w:r>
-        <w:t xml:space="preserve">    Uint8 </w:t>
-      </w:r>
-      <w:proofErr w:type="spellStart"/>
-      <w:r>
-        <w:t>ucType</w:t>
-      </w:r>
-      <w:proofErr w:type="spellEnd"/>
+        <w:t xml:space="preserve">    Uint8 ucType;</w:t>
+      </w:r>
+    </w:p>
+    <w:p>
+      <w:pPr>
+        <w:snapToGrid/>
+        <w:spacing w:line="240" w:lineRule="auto"/>
+        <w:rPr>
+          <w:rFonts w:hint="eastAsia"/>
+        </w:rPr>
+      </w:pPr>
+      <w:r>
+        <w:lastRenderedPageBreak/>
+        <w:t xml:space="preserve">    Uint8 ucStatus;</w:t>
+      </w:r>
+    </w:p>
+    <w:p>
+      <w:pPr>
+        <w:snapToGrid/>
+        <w:spacing w:line="240" w:lineRule="auto"/>
+        <w:rPr>
+          <w:rFonts w:hint="eastAsia"/>
+        </w:rPr>
+      </w:pPr>
+      <w:r>
+        <w:t xml:space="preserve">    Uint8 ucBlockOpt;</w:t>
+      </w:r>
+    </w:p>
+    <w:p>
+      <w:pPr>
+        <w:snapToGrid/>
+        <w:spacing w:line="240" w:lineRule="auto"/>
+        <w:rPr>
+          <w:rFonts w:hint="eastAsia"/>
+        </w:rPr>
+      </w:pPr>
+      <w:r>
+        <w:t xml:space="preserve">    Uint8 ucExt;</w:t>
+      </w:r>
+    </w:p>
+    <w:p>
+      <w:pPr>
+        <w:snapToGrid/>
+        <w:spacing w:line="240" w:lineRule="auto"/>
+        <w:rPr>
+          <w:rFonts w:hint="eastAsia"/>
+        </w:rPr>
+      </w:pPr>
+      <w:r>
+        <w:t xml:space="preserve">    </w:t>
+      </w:r>
+    </w:p>
+    <w:p>
+      <w:pPr>
+        <w:snapToGrid/>
+        <w:spacing w:line="240" w:lineRule="auto"/>
+        <w:rPr>
+          <w:rFonts w:hint="eastAsia"/>
+        </w:rPr>
+      </w:pPr>
+      <w:r>
+        <w:t>} T_OsEvent;</w:t>
+      </w:r>
+    </w:p>
+    <w:p>
+      <w:pPr>
+        <w:snapToGrid/>
+        <w:spacing w:line="240" w:lineRule="auto"/>
+        <w:rPr>
+          <w:rFonts w:hint="eastAsia"/>
+        </w:rPr>
+      </w:pPr>
+      <w:r>
+        <w:t>typedef struct OsTcb</w:t>
+      </w:r>
+    </w:p>
+    <w:p>
+      <w:pPr>
+        <w:snapToGrid/>
+        <w:spacing w:line="240" w:lineRule="auto"/>
+        <w:rPr>
+          <w:rFonts w:hint="eastAsia"/>
+        </w:rPr>
+      </w:pPr>
+      <w:r>
+        <w:t>{</w:t>
+      </w:r>
+    </w:p>
+    <w:p>
+      <w:pPr>
+        <w:snapToGrid/>
+        <w:spacing w:line="240" w:lineRule="auto"/>
+        <w:rPr>
+          <w:rFonts w:hint="eastAsia"/>
+        </w:rPr>
+      </w:pPr>
+      <w:r>
+        <w:t xml:space="preserve">    Uint32 *puiStkTop;</w:t>
+      </w:r>
+      <w:r>
+        <w:rPr>
+          <w:rFonts w:hint="eastAsia"/>
+        </w:rPr>
+        <w:t xml:space="preserve">      // </w:t>
+      </w:r>
+      <w:r>
+        <w:rPr>
+          <w:color w:val="000000"/>
+        </w:rPr>
+        <w:t xml:space="preserve">CPU </w:t>
+      </w:r>
+      <w:r>
+        <w:rPr>
+          <w:color w:val="000000"/>
+        </w:rPr>
+        <w:t>上下文（栈顶指针）</w:t>
+      </w:r>
+    </w:p>
+    <w:p>
+      <w:pPr>
+        <w:snapToGrid/>
+        <w:spacing w:line="240" w:lineRule="auto"/>
+        <w:rPr>
+          <w:rFonts w:hint="eastAsia"/>
+        </w:rPr>
+      </w:pPr>
+      <w:r>
+        <w:t xml:space="preserve">    Uint32 *puiStkBot;</w:t>
+      </w:r>
+      <w:r>
+        <w:rPr>
+          <w:rFonts w:hint="eastAsia"/>
+        </w:rPr>
+        <w:t xml:space="preserve">      // </w:t>
+      </w:r>
+      <w:r>
+        <w:rPr>
+          <w:color w:val="000000"/>
+        </w:rPr>
+        <w:t>任务栈的</w:t>
+      </w:r>
+      <w:r>
+        <w:rPr>
+          <w:b/>
+          <w:color w:val="1F2329"/>
+          <w:sz w:val="24"/>
+        </w:rPr>
+        <w:t>起始地址（栈底）</w:t>
+      </w:r>
+    </w:p>
+    <w:p>
+      <w:pPr>
+        <w:snapToGrid/>
+        <w:spacing w:line="240" w:lineRule="auto"/>
+        <w:rPr>
+          <w:rFonts w:hint="eastAsia"/>
+        </w:rPr>
+      </w:pPr>
+      <w:r>
+        <w:t xml:space="preserve">    Uint32 uiStkFree;</w:t>
+      </w:r>
+      <w:r>
+        <w:rPr>
+          <w:rFonts w:hint="eastAsia"/>
+        </w:rPr>
+        <w:t xml:space="preserve">       </w:t>
+      </w:r>
+    </w:p>
+    <w:p>
+      <w:pPr>
+        <w:snapToGrid/>
+        <w:spacing w:line="240" w:lineRule="auto"/>
+        <w:rPr>
+          <w:rFonts w:hint="eastAsia"/>
+        </w:rPr>
+      </w:pPr>
+      <w:r>
+        <w:t xml:space="preserve">    </w:t>
+      </w:r>
+    </w:p>
+    <w:p>
+      <w:pPr>
+        <w:snapToGrid/>
+        <w:spacing w:line="240" w:lineRule="auto"/>
+        <w:rPr>
+          <w:rFonts w:hint="eastAsia"/>
+        </w:rPr>
+      </w:pPr>
+      <w:r>
+        <w:t xml:space="preserve">    Uint32 uiTimeDly;</w:t>
+      </w:r>
+      <w:r>
+        <w:rPr>
+          <w:rFonts w:hint="eastAsia"/>
+        </w:rPr>
+        <w:t xml:space="preserve">       // </w:t>
+      </w:r>
+      <w:r>
+        <w:rPr>
+          <w:color w:val="000000"/>
+        </w:rPr>
+        <w:t>任务的</w:t>
+      </w:r>
+      <w:r>
+        <w:rPr>
+          <w:b/>
+          <w:color w:val="1F2329"/>
+          <w:sz w:val="24"/>
+        </w:rPr>
+        <w:t>剩余延时节拍数</w:t>
+      </w:r>
+      <w:r>
+        <w:rPr>
+          <w:color w:val="000000"/>
+        </w:rPr>
+        <w:t>，阻塞态（延时</w:t>
+      </w:r>
+      <w:r>
+        <w:rPr>
+          <w:color w:val="000000"/>
+        </w:rPr>
+        <w:t xml:space="preserve"> / </w:t>
+      </w:r>
+      <w:r>
+        <w:rPr>
+          <w:color w:val="000000"/>
+        </w:rPr>
+        <w:t>等待事件超时）时使用，</w:t>
+      </w:r>
+      <w:r>
+        <w:rPr>
+          <w:color w:val="000000"/>
+        </w:rPr>
+        <w:t xml:space="preserve">SysTick </w:t>
+      </w:r>
+      <w:r>
+        <w:rPr>
+          <w:color w:val="000000"/>
+        </w:rPr>
+        <w:t>中断中定期减</w:t>
+      </w:r>
+      <w:r>
+        <w:rPr>
+          <w:color w:val="000000"/>
+        </w:rPr>
+        <w:t xml:space="preserve"> 1</w:t>
+      </w:r>
+      <w:r>
+        <w:rPr>
+          <w:color w:val="000000"/>
+        </w:rPr>
+        <w:t>，减到</w:t>
+      </w:r>
+      <w:r>
+        <w:rPr>
+          <w:color w:val="000000"/>
+        </w:rPr>
+        <w:t xml:space="preserve"> 0 </w:t>
+      </w:r>
+      <w:r>
+        <w:rPr>
+          <w:color w:val="000000"/>
+        </w:rPr>
+        <w:t>时把任务加入就绪队列。</w:t>
+      </w:r>
+    </w:p>
+    <w:p>
+      <w:pPr>
+        <w:snapToGrid/>
+        <w:spacing w:line="240" w:lineRule="auto"/>
+        <w:rPr>
+          <w:rFonts w:hint="eastAsia"/>
+        </w:rPr>
+      </w:pPr>
+      <w:r>
+        <w:t xml:space="preserve">    Uint32 uiPriority;</w:t>
+      </w:r>
+    </w:p>
+    <w:p>
+      <w:pPr>
+        <w:snapToGrid/>
+        <w:spacing w:line="240" w:lineRule="auto"/>
+        <w:rPr>
+          <w:rFonts w:hint="eastAsia"/>
+        </w:rPr>
+      </w:pPr>
+      <w:r>
+        <w:t xml:space="preserve">    Uint32 uiStatus;</w:t>
+      </w:r>
+    </w:p>
+    <w:p>
+      <w:pPr>
+        <w:snapToGrid/>
+        <w:spacing w:line="240" w:lineRule="auto"/>
+        <w:rPr>
+          <w:rFonts w:hint="eastAsia"/>
+        </w:rPr>
+      </w:pPr>
+      <w:r>
+        <w:t xml:space="preserve">    </w:t>
+      </w:r>
+    </w:p>
+    <w:p>
+      <w:pPr>
+        <w:snapToGrid/>
+        <w:spacing w:line="240" w:lineRule="auto"/>
+        <w:rPr>
+          <w:rFonts w:hint="eastAsia"/>
+        </w:rPr>
+      </w:pPr>
+      <w:r>
+        <w:t xml:space="preserve">    T_OsEvent *ptEvent;</w:t>
+      </w:r>
+      <w:r>
+        <w:rPr>
+          <w:rFonts w:hint="eastAsia"/>
+        </w:rPr>
+        <w:t xml:space="preserve">  // </w:t>
+      </w:r>
+      <w:r>
+        <w:rPr>
+          <w:b/>
+          <w:color w:val="1F2329"/>
+          <w:sz w:val="24"/>
+        </w:rPr>
+        <w:t>单向链表指针</w:t>
+      </w:r>
+      <w:r>
+        <w:rPr>
+          <w:color w:val="000000"/>
+        </w:rPr>
+        <w:t>，用于把</w:t>
+      </w:r>
+      <w:r>
+        <w:rPr>
+          <w:color w:val="000000"/>
+        </w:rPr>
+        <w:t xml:space="preserve"> TCB </w:t>
+      </w:r>
+      <w:r>
+        <w:rPr>
+          <w:color w:val="000000"/>
+        </w:rPr>
+        <w:t>挂载到</w:t>
+      </w:r>
+      <w:r>
+        <w:rPr>
+          <w:b/>
+          <w:color w:val="1F2329"/>
+          <w:sz w:val="24"/>
+        </w:rPr>
+        <w:t>就绪队列、阻塞队列、挂起队列</w:t>
+      </w:r>
+      <w:r>
+        <w:rPr>
+          <w:color w:val="000000"/>
+        </w:rPr>
+        <w:t>，调度器通过链表快速定位待运行任务。</w:t>
+      </w:r>
+    </w:p>
+    <w:p>
+      <w:pPr>
+        <w:snapToGrid/>
+        <w:spacing w:line="240" w:lineRule="auto"/>
+        <w:rPr>
+          <w:rFonts w:hint="eastAsia"/>
+        </w:rPr>
+      </w:pPr>
+      <w:r>
+        <w:t xml:space="preserve">    </w:t>
+      </w:r>
+    </w:p>
+    <w:p>
+      <w:pPr>
+        <w:snapToGrid/>
+        <w:spacing w:line="240" w:lineRule="auto"/>
+        <w:rPr>
+          <w:rFonts w:hint="eastAsia"/>
+        </w:rPr>
+      </w:pPr>
+      <w:r>
+        <w:t xml:space="preserve">    struct OsTcb *ptNext;</w:t>
+      </w:r>
+    </w:p>
+    <w:p>
+      <w:pPr>
+        <w:rPr>
+          <w:rFonts w:hint="eastAsia"/>
+        </w:rPr>
+      </w:pPr>
+      <w:r>
+        <w:t xml:space="preserve">} </w:t>
+      </w:r>
+      <w:r>
+        <w:rPr>
+          <w:color w:val="FF0000"/>
+        </w:rPr>
+        <w:t>T_OsTcb</w:t>
+      </w:r>
       <w:r>
         <w:t>;</w:t>
       </w:r>
     </w:p>
     <w:p>
       <w:pPr>
-        <w:snapToGrid/>
-        <w:spacing w:line="240" w:lineRule="auto"/>
-        <w:rPr>
-          <w:rFonts w:hint="eastAsia"/>
-        </w:rPr>
-      </w:pPr>
-      <w:r>
-        <w:lastRenderedPageBreak/>
-        <w:t xml:space="preserve">    Uint8 </w:t>
-      </w:r>
-      <w:proofErr w:type="spellStart"/>
-      <w:r>
-        <w:t>ucStatus</w:t>
-      </w:r>
-      <w:proofErr w:type="spellEnd"/>
-      <w:r>
-        <w:t>;</w:t>
-      </w:r>
-    </w:p>
-    <w:p>
-      <w:pPr>
-        <w:snapToGrid/>
-        <w:spacing w:line="240" w:lineRule="auto"/>
-        <w:rPr>
-          <w:rFonts w:hint="eastAsia"/>
-        </w:rPr>
-      </w:pPr>
-      <w:r>
-        <w:t xml:space="preserve">    Uint8 </w:t>
-      </w:r>
-      <w:proofErr w:type="spellStart"/>
-      <w:r>
-        <w:t>ucBlockOpt</w:t>
-      </w:r>
-      <w:proofErr w:type="spellEnd"/>
-      <w:r>
-        <w:t>;</w:t>
-      </w:r>
-    </w:p>
-    <w:p>
-      <w:pPr>
-        <w:snapToGrid/>
-        <w:spacing w:line="240" w:lineRule="auto"/>
-        <w:rPr>
-          <w:rFonts w:hint="eastAsia"/>
-        </w:rPr>
-      </w:pPr>
-      <w:r>
-        <w:t xml:space="preserve">    Uint8 </w:t>
-      </w:r>
-      <w:proofErr w:type="spellStart"/>
-      <w:r>
-        <w:t>ucExt</w:t>
-      </w:r>
-      <w:proofErr w:type="spellEnd"/>
-      <w:r>
-        <w:t>;</w:t>
-      </w:r>
-    </w:p>
-    <w:p>
-      <w:pPr>
-        <w:snapToGrid/>
-        <w:spacing w:line="240" w:lineRule="auto"/>
-        <w:rPr>
-          <w:rFonts w:hint="eastAsia"/>
-        </w:rPr>
-      </w:pPr>
-      <w:r>
-        <w:t xml:space="preserve">    </w:t>
-      </w:r>
-    </w:p>
-    <w:p>
-      <w:pPr>
-        <w:snapToGrid/>
-        <w:spacing w:line="240" w:lineRule="auto"/>
-        <w:rPr>
-          <w:rFonts w:hint="eastAsia"/>
-        </w:rPr>
-      </w:pPr>
-      <w:r>
-        <w:t xml:space="preserve">} </w:t>
-      </w:r>
-      <w:proofErr w:type="spellStart"/>
-      <w:r>
-        <w:t>T_OsEvent</w:t>
-      </w:r>
-      <w:proofErr w:type="spellEnd"/>
-      <w:r>
-        <w:t>;</w:t>
-      </w:r>
-    </w:p>
-    <w:p>
-      <w:pPr>
-        <w:snapToGrid/>
-        <w:spacing w:line="240" w:lineRule="auto"/>
-        <w:rPr>
-          <w:rFonts w:hint="eastAsia"/>
-        </w:rPr>
-      </w:pPr>
-      <w:r>
-        <w:t xml:space="preserve">typedef struct </w:t>
-      </w:r>
-      <w:proofErr w:type="spellStart"/>
-      <w:r>
-        <w:t>OsTcb</w:t>
-      </w:r>
-      <w:proofErr w:type="spellEnd"/>
-    </w:p>
-    <w:p>
-      <w:pPr>
-        <w:snapToGrid/>
-        <w:spacing w:line="240" w:lineRule="auto"/>
-        <w:rPr>
-          <w:rFonts w:hint="eastAsia"/>
-        </w:rPr>
-      </w:pPr>
-      <w:r>
-        <w:t>{</w:t>
-      </w:r>
-    </w:p>
-    <w:p>
-      <w:pPr>
-        <w:snapToGrid/>
-        <w:spacing w:line="240" w:lineRule="auto"/>
-        <w:rPr>
-          <w:rFonts w:hint="eastAsia"/>
-        </w:rPr>
-      </w:pPr>
-      <w:r>
-        <w:t xml:space="preserve">    Uint32 *</w:t>
-      </w:r>
-      <w:proofErr w:type="spellStart"/>
-      <w:r>
-        <w:t>puiStkTop</w:t>
-      </w:r>
-      <w:proofErr w:type="spellEnd"/>
-      <w:r>
-        <w:t>;</w:t>
-      </w:r>
-      <w:r>
-        <w:rPr>
-          <w:rFonts w:hint="eastAsia"/>
-        </w:rPr>
-        <w:t xml:space="preserve">      // </w:t>
-      </w:r>
-      <w:r>
-        <w:rPr>
-          <w:color w:val="000000"/>
-        </w:rPr>
-        <w:t xml:space="preserve">CPU </w:t>
-      </w:r>
-      <w:r>
-        <w:rPr>
-          <w:color w:val="000000"/>
-        </w:rPr>
-        <w:t>上下文（</w:t>
-      </w:r>
-      <w:proofErr w:type="gramStart"/>
-      <w:r>
-        <w:rPr>
-          <w:color w:val="000000"/>
-        </w:rPr>
-        <w:t>栈</w:t>
-      </w:r>
-      <w:proofErr w:type="gramEnd"/>
-      <w:r>
-        <w:rPr>
-          <w:color w:val="000000"/>
-        </w:rPr>
-        <w:t>顶指针）</w:t>
-      </w:r>
-    </w:p>
-    <w:p>
-      <w:pPr>
-        <w:snapToGrid/>
-        <w:spacing w:line="240" w:lineRule="auto"/>
-        <w:rPr>
-          <w:rFonts w:hint="eastAsia"/>
-        </w:rPr>
-      </w:pPr>
-      <w:r>
-        <w:t xml:space="preserve">    Uint32 *</w:t>
-      </w:r>
-      <w:proofErr w:type="spellStart"/>
-      <w:r>
-        <w:t>puiStkBot</w:t>
-      </w:r>
-      <w:proofErr w:type="spellEnd"/>
-      <w:r>
-        <w:t>;</w:t>
-      </w:r>
-      <w:r>
-        <w:rPr>
-          <w:rFonts w:hint="eastAsia"/>
-        </w:rPr>
-        <w:t xml:space="preserve">      // </w:t>
-      </w:r>
-      <w:r>
-        <w:rPr>
-          <w:color w:val="000000"/>
-        </w:rPr>
-        <w:t>任务</w:t>
-      </w:r>
-      <w:proofErr w:type="gramStart"/>
-      <w:r>
-        <w:rPr>
-          <w:color w:val="000000"/>
-        </w:rPr>
-        <w:t>栈</w:t>
-      </w:r>
-      <w:proofErr w:type="gramEnd"/>
-      <w:r>
-        <w:rPr>
-          <w:color w:val="000000"/>
-        </w:rPr>
-        <w:t>的</w:t>
-      </w:r>
-      <w:r>
-        <w:rPr>
-          <w:b/>
-          <w:color w:val="1F2329"/>
-          <w:sz w:val="24"/>
-        </w:rPr>
-        <w:t>起始地址（</w:t>
-      </w:r>
-      <w:proofErr w:type="gramStart"/>
-      <w:r>
-        <w:rPr>
-          <w:b/>
-          <w:color w:val="1F2329"/>
-          <w:sz w:val="24"/>
-        </w:rPr>
-        <w:t>栈</w:t>
-      </w:r>
-      <w:proofErr w:type="gramEnd"/>
-      <w:r>
-        <w:rPr>
-          <w:b/>
-          <w:color w:val="1F2329"/>
-          <w:sz w:val="24"/>
-        </w:rPr>
-        <w:t>底）</w:t>
-      </w:r>
-    </w:p>
-    <w:p>
-      <w:pPr>
-        <w:snapToGrid/>
-        <w:spacing w:line="240" w:lineRule="auto"/>
-        <w:rPr>
-          <w:rFonts w:hint="eastAsia"/>
-        </w:rPr>
-      </w:pPr>
-      <w:r>
-        <w:t xml:space="preserve">    Uint32 </w:t>
-      </w:r>
-      <w:proofErr w:type="spellStart"/>
-      <w:r>
-        <w:t>uiStkFree</w:t>
-      </w:r>
-      <w:proofErr w:type="spellEnd"/>
-      <w:r>
-        <w:t>;</w:t>
-      </w:r>
-      <w:r>
-        <w:rPr>
-          <w:rFonts w:hint="eastAsia"/>
-        </w:rPr>
-        <w:t xml:space="preserve">       </w:t>
-      </w:r>
-    </w:p>
-    <w:p>
-      <w:pPr>
-        <w:snapToGrid/>
-        <w:spacing w:line="240" w:lineRule="auto"/>
-        <w:rPr>
-          <w:rFonts w:hint="eastAsia"/>
-        </w:rPr>
-      </w:pPr>
-      <w:r>
-        <w:t xml:space="preserve">    </w:t>
-      </w:r>
-    </w:p>
-    <w:p>
-      <w:pPr>
-        <w:snapToGrid/>
-        <w:spacing w:line="240" w:lineRule="auto"/>
-        <w:rPr>
-          <w:rFonts w:hint="eastAsia"/>
-        </w:rPr>
-      </w:pPr>
-      <w:r>
-        <w:t xml:space="preserve">    Uint32 </w:t>
-      </w:r>
-      <w:proofErr w:type="spellStart"/>
-      <w:r>
-        <w:t>uiTimeDly</w:t>
-      </w:r>
-      <w:proofErr w:type="spellEnd"/>
-      <w:r>
-        <w:t>;</w:t>
-      </w:r>
-      <w:r>
-        <w:rPr>
-          <w:rFonts w:hint="eastAsia"/>
-        </w:rPr>
-        <w:t xml:space="preserve">       // </w:t>
-      </w:r>
-      <w:r>
-        <w:rPr>
-          <w:color w:val="000000"/>
-        </w:rPr>
-        <w:t>任务的</w:t>
-      </w:r>
-      <w:r>
-        <w:rPr>
-          <w:b/>
-          <w:color w:val="1F2329"/>
-          <w:sz w:val="24"/>
-        </w:rPr>
-        <w:t>剩余延时节拍数</w:t>
-      </w:r>
-      <w:r>
-        <w:rPr>
-          <w:color w:val="000000"/>
-        </w:rPr>
-        <w:t>，阻塞态（延时</w:t>
-      </w:r>
-      <w:r>
-        <w:rPr>
-          <w:color w:val="000000"/>
+        <w:rPr>
+          <w:rFonts w:hint="eastAsia"/>
+          <w:color w:val="000000"/>
+          <w:sz w:val="24"/>
+        </w:rPr>
+      </w:pPr>
+      <w:r>
+        <w:rPr>
+          <w:b/>
+          <w:color w:val="000000"/>
+          <w:sz w:val="24"/>
+        </w:rPr>
+        <w:t xml:space="preserve">TCB </w:t>
+      </w:r>
+      <w:r>
+        <w:rPr>
+          <w:b/>
+          <w:color w:val="000000"/>
+          <w:sz w:val="24"/>
+        </w:rPr>
+        <w:t>的作用</w:t>
+      </w:r>
+      <w:r>
+        <w:rPr>
+          <w:color w:val="000000"/>
+          <w:sz w:val="24"/>
+        </w:rPr>
+        <w:t>：每个任务的</w:t>
+      </w:r>
+      <w:r>
+        <w:rPr>
+          <w:color w:val="000000"/>
+          <w:sz w:val="24"/>
+        </w:rPr>
+        <w:t xml:space="preserve"> “</w:t>
+      </w:r>
+      <w:r>
+        <w:rPr>
+          <w:color w:val="000000"/>
+          <w:sz w:val="24"/>
+        </w:rPr>
+        <w:t>档案袋</w:t>
+      </w:r>
+      <w:r>
+        <w:rPr>
+          <w:color w:val="000000"/>
+          <w:sz w:val="24"/>
+        </w:rPr>
+        <w:t>”</w:t>
+      </w:r>
+      <w:r>
+        <w:rPr>
+          <w:color w:val="000000"/>
+          <w:sz w:val="24"/>
+        </w:rPr>
+        <w:t>，存储了栈顶指针、状态、优先级、链表节点，是调度器管理任务的唯一依据。</w:t>
+      </w:r>
+    </w:p>
+    <w:p>
+      <w:pPr>
+        <w:rPr>
+          <w:rFonts w:hint="eastAsia"/>
+          <w:color w:val="000000"/>
+          <w:sz w:val="24"/>
+        </w:rPr>
+      </w:pPr>
+      <w:r>
+        <w:rPr>
+          <w:b/>
+          <w:color w:val="000000"/>
+          <w:sz w:val="24"/>
+        </w:rPr>
+        <w:t>上下文切换</w:t>
+      </w:r>
+      <w:r>
+        <w:rPr>
+          <w:color w:val="000000"/>
+          <w:sz w:val="24"/>
+        </w:rPr>
+        <w:t>：通过</w:t>
+      </w:r>
+      <w:r>
+        <w:rPr>
+          <w:color w:val="000000"/>
+          <w:sz w:val="24"/>
+        </w:rPr>
+        <w:t xml:space="preserve"> PendSV </w:t>
+      </w:r>
+      <w:r>
+        <w:rPr>
+          <w:color w:val="000000"/>
+          <w:sz w:val="24"/>
+        </w:rPr>
+        <w:t>中断实现，把当前任务的寄存器存入</w:t>
+      </w:r>
+      <w:r>
+        <w:rPr>
+          <w:color w:val="000000"/>
+          <w:sz w:val="24"/>
+        </w:rPr>
+        <w:t xml:space="preserve"> TCB</w:t>
+      </w:r>
+      <w:r>
+        <w:rPr>
+          <w:color w:val="000000"/>
+          <w:sz w:val="24"/>
+        </w:rPr>
+        <w:t>，从下一个任务的</w:t>
+      </w:r>
+      <w:r>
+        <w:rPr>
+          <w:color w:val="000000"/>
+          <w:sz w:val="24"/>
+        </w:rPr>
+        <w:t xml:space="preserve"> TCB </w:t>
+      </w:r>
+      <w:r>
+        <w:rPr>
+          <w:color w:val="000000"/>
+          <w:sz w:val="24"/>
+        </w:rPr>
+        <w:t>恢复寄存器，实现任务无缝切换。</w:t>
+      </w:r>
+    </w:p>
+    <w:p>
+      <w:pPr>
+        <w:rPr>
+          <w:rFonts w:hint="eastAsia"/>
+          <w:color w:val="000000"/>
+          <w:sz w:val="24"/>
+        </w:rPr>
+      </w:pPr>
+      <w:r>
+        <w:rPr>
+          <w:b/>
+          <w:color w:val="000000"/>
+          <w:sz w:val="24"/>
+        </w:rPr>
+        <w:t>调度队列</w:t>
+      </w:r>
+      <w:r>
+        <w:rPr>
+          <w:color w:val="000000"/>
+          <w:sz w:val="24"/>
+        </w:rPr>
+        <w:t>：通过链表把</w:t>
+      </w:r>
+      <w:r>
+        <w:rPr>
+          <w:color w:val="000000"/>
+          <w:sz w:val="24"/>
+        </w:rPr>
+        <w:t xml:space="preserve"> TCB </w:t>
+      </w:r>
+      <w:r>
+        <w:rPr>
+          <w:color w:val="000000"/>
+          <w:sz w:val="24"/>
+        </w:rPr>
+        <w:t>挂载到就绪</w:t>
+      </w:r>
+      <w:r>
+        <w:rPr>
+          <w:color w:val="000000"/>
+          <w:sz w:val="24"/>
         </w:rPr>
         <w:t xml:space="preserve"> / </w:t>
       </w:r>
       <w:r>
         <w:rPr>
           <w:color w:val="000000"/>
-        </w:rPr>
-        <w:t>等待事件超时）时使用，</w:t>
-      </w:r>
-      <w:proofErr w:type="spellStart"/>
-      <w:r>
-        <w:rPr>
-          <w:color w:val="000000"/>
-        </w:rPr>
-        <w:t>SysTick</w:t>
-      </w:r>
-      <w:proofErr w:type="spellEnd"/>
-      <w:r>
-        <w:rPr>
-          <w:color w:val="000000"/>
-        </w:rPr>
-        <w:t xml:space="preserve"> </w:t>
-      </w:r>
-      <w:r>
-        <w:rPr>
-          <w:color w:val="000000"/>
-        </w:rPr>
-        <w:t>中断中定期减</w:t>
-      </w:r>
-      <w:r>
-        <w:rPr>
-          <w:color w:val="000000"/>
-        </w:rPr>
-        <w:t xml:space="preserve"> 1</w:t>
-      </w:r>
-      <w:r>
-        <w:rPr>
-          <w:color w:val="000000"/>
-        </w:rPr>
-        <w:t>，减到</w:t>
-      </w:r>
-      <w:r>
-        <w:rPr>
-          <w:color w:val="000000"/>
-        </w:rPr>
-        <w:t xml:space="preserve"> 0 </w:t>
-      </w:r>
-      <w:r>
-        <w:rPr>
-          <w:color w:val="000000"/>
-        </w:rPr>
-        <w:t>时把任务加入就绪队列。</w:t>
-      </w:r>
-    </w:p>
-    <w:p>
-      <w:pPr>
-        <w:snapToGrid/>
-        <w:spacing w:line="240" w:lineRule="auto"/>
-        <w:rPr>
-          <w:rFonts w:hint="eastAsia"/>
-        </w:rPr>
-      </w:pPr>
-      <w:r>
-        <w:t xml:space="preserve">    Uint32 </w:t>
-      </w:r>
-      <w:proofErr w:type="spellStart"/>
-      <w:r>
-        <w:t>uiPriority</w:t>
-      </w:r>
-      <w:proofErr w:type="spellEnd"/>
-      <w:r>
-        <w:t>;</w:t>
-      </w:r>
-    </w:p>
-    <w:p>
-      <w:pPr>
-        <w:snapToGrid/>
-        <w:spacing w:line="240" w:lineRule="auto"/>
-        <w:rPr>
-          <w:rFonts w:hint="eastAsia"/>
-        </w:rPr>
-      </w:pPr>
-      <w:r>
-        <w:t xml:space="preserve">    Uint32 </w:t>
-      </w:r>
-      <w:proofErr w:type="spellStart"/>
-      <w:r>
-        <w:t>uiStatus</w:t>
-      </w:r>
-      <w:proofErr w:type="spellEnd"/>
-      <w:r>
-        <w:t>;</w:t>
-      </w:r>
-    </w:p>
-    <w:p>
-      <w:pPr>
-        <w:snapToGrid/>
-        <w:spacing w:line="240" w:lineRule="auto"/>
-        <w:rPr>
-          <w:rFonts w:hint="eastAsia"/>
-        </w:rPr>
-      </w:pPr>
-      <w:r>
-        <w:t xml:space="preserve">    </w:t>
-      </w:r>
-    </w:p>
-    <w:p>
-      <w:pPr>
-        <w:snapToGrid/>
-        <w:spacing w:line="240" w:lineRule="auto"/>
-        <w:rPr>
-          <w:rFonts w:hint="eastAsia"/>
-        </w:rPr>
-      </w:pPr>
-      <w:r>
-        <w:t xml:space="preserve">    </w:t>
-      </w:r>
-      <w:proofErr w:type="spellStart"/>
-      <w:r>
-        <w:t>T_OsEvent</w:t>
-      </w:r>
-      <w:proofErr w:type="spellEnd"/>
-      <w:r>
-        <w:t xml:space="preserve"> *</w:t>
-      </w:r>
-      <w:proofErr w:type="spellStart"/>
-      <w:r>
-        <w:t>ptEvent</w:t>
-      </w:r>
-      <w:proofErr w:type="spellEnd"/>
-      <w:r>
-        <w:t>;</w:t>
-      </w:r>
-      <w:r>
-        <w:rPr>
-          <w:rFonts w:hint="eastAsia"/>
-        </w:rPr>
-        <w:t xml:space="preserve">  // </w:t>
-      </w:r>
-      <w:r>
-        <w:rPr>
-          <w:b/>
-          <w:color w:val="1F2329"/>
-          <w:sz w:val="24"/>
-        </w:rPr>
-        <w:t>单向链表指针</w:t>
-      </w:r>
-      <w:r>
-        <w:rPr>
-          <w:color w:val="000000"/>
-        </w:rPr>
-        <w:t>，用于把</w:t>
-      </w:r>
-      <w:r>
-        <w:rPr>
-          <w:color w:val="000000"/>
-        </w:rPr>
-        <w:t xml:space="preserve"> TCB </w:t>
-      </w:r>
-      <w:r>
-        <w:rPr>
-          <w:color w:val="000000"/>
-        </w:rPr>
-        <w:t>挂载到</w:t>
-      </w:r>
-      <w:r>
-        <w:rPr>
-          <w:b/>
-          <w:color w:val="1F2329"/>
-          <w:sz w:val="24"/>
-        </w:rPr>
-        <w:t>就绪队列、阻塞队列、挂起队列</w:t>
-      </w:r>
-      <w:r>
-        <w:rPr>
-          <w:color w:val="000000"/>
-        </w:rPr>
-        <w:t>，</w:t>
-      </w:r>
-      <w:proofErr w:type="gramStart"/>
-      <w:r>
-        <w:rPr>
-          <w:color w:val="000000"/>
-        </w:rPr>
-        <w:t>调度器</w:t>
-      </w:r>
-      <w:proofErr w:type="gramEnd"/>
-      <w:r>
-        <w:rPr>
-          <w:color w:val="000000"/>
-        </w:rPr>
-        <w:t>通过链表快速定位</w:t>
-      </w:r>
-      <w:proofErr w:type="gramStart"/>
-      <w:r>
-        <w:rPr>
-          <w:color w:val="000000"/>
-        </w:rPr>
-        <w:t>待运行</w:t>
-      </w:r>
-      <w:proofErr w:type="gramEnd"/>
-      <w:r>
-        <w:rPr>
-          <w:color w:val="000000"/>
-        </w:rPr>
-        <w:t>任务。</w:t>
-      </w:r>
-    </w:p>
-    <w:p>
-      <w:pPr>
-        <w:snapToGrid/>
-        <w:spacing w:line="240" w:lineRule="auto"/>
-        <w:rPr>
-          <w:rFonts w:hint="eastAsia"/>
-        </w:rPr>
-      </w:pPr>
-      <w:r>
-        <w:t xml:space="preserve">    </w:t>
-      </w:r>
-    </w:p>
-    <w:p>
-      <w:pPr>
-        <w:snapToGrid/>
-        <w:spacing w:line="240" w:lineRule="auto"/>
-        <w:rPr>
-          <w:rFonts w:hint="eastAsia"/>
-        </w:rPr>
-      </w:pPr>
-      <w:r>
-        <w:t xml:space="preserve">    struct </w:t>
-      </w:r>
-      <w:proofErr w:type="spellStart"/>
-      <w:r>
-        <w:t>OsTcb</w:t>
-      </w:r>
-      <w:proofErr w:type="spellEnd"/>
-      <w:r>
-        <w:t xml:space="preserve"> *</w:t>
-      </w:r>
-      <w:proofErr w:type="spellStart"/>
-      <w:r>
-        <w:t>ptNext</w:t>
-      </w:r>
-      <w:proofErr w:type="spellEnd"/>
-      <w:r>
-        <w:t>;</w:t>
-      </w:r>
-    </w:p>
-    <w:p>
-      <w:pPr>
-        <w:rPr>
-          <w:rFonts w:hint="eastAsia"/>
-        </w:rPr>
-      </w:pPr>
-      <w:r>
-        <w:t xml:space="preserve">} </w:t>
-      </w:r>
-      <w:proofErr w:type="spellStart"/>
-      <w:r>
-        <w:rPr>
-          <w:color w:val="FF0000"/>
-        </w:rPr>
-        <w:t>T_OsTcb</w:t>
-      </w:r>
-      <w:proofErr w:type="spellEnd"/>
-      <w:r>
-        <w:t>;</w:t>
-      </w:r>
-    </w:p>
-    <w:p>
-      <w:pPr>
-        <w:rPr>
-          <w:rFonts w:hint="eastAsia"/>
-          <w:color w:val="000000"/>
-          <w:sz w:val="24"/>
-        </w:rPr>
-      </w:pPr>
-      <w:r>
-        <w:rPr>
-          <w:b/>
-          <w:color w:val="000000"/>
-          <w:sz w:val="24"/>
-        </w:rPr>
-        <w:t xml:space="preserve">TCB </w:t>
-      </w:r>
-      <w:r>
-        <w:rPr>
-          <w:b/>
-          <w:color w:val="000000"/>
-          <w:sz w:val="24"/>
-        </w:rPr>
-        <w:t>的作用</w:t>
-      </w:r>
-      <w:r>
-        <w:rPr>
-          <w:color w:val="000000"/>
-          <w:sz w:val="24"/>
-        </w:rPr>
-        <w:t>：每个任务的</w:t>
-      </w:r>
-      <w:r>
-        <w:rPr>
-          <w:color w:val="000000"/>
-          <w:sz w:val="24"/>
-        </w:rPr>
-        <w:t xml:space="preserve"> “</w:t>
-      </w:r>
-      <w:r>
-        <w:rPr>
-          <w:color w:val="000000"/>
-          <w:sz w:val="24"/>
-        </w:rPr>
-        <w:t>档案袋</w:t>
-      </w:r>
-      <w:r>
-        <w:rPr>
-          <w:color w:val="000000"/>
-          <w:sz w:val="24"/>
-        </w:rPr>
-        <w:t>”</w:t>
-      </w:r>
-      <w:r>
-        <w:rPr>
-          <w:color w:val="000000"/>
-          <w:sz w:val="24"/>
-        </w:rPr>
-        <w:t>，存储了</w:t>
-      </w:r>
-      <w:proofErr w:type="gramStart"/>
-      <w:r>
-        <w:rPr>
-          <w:color w:val="000000"/>
-          <w:sz w:val="24"/>
-        </w:rPr>
-        <w:t>栈</w:t>
-      </w:r>
-      <w:proofErr w:type="gramEnd"/>
-      <w:r>
-        <w:rPr>
-          <w:color w:val="000000"/>
-          <w:sz w:val="24"/>
-        </w:rPr>
-        <w:t>顶指针、状态、优先级、链表节点，是</w:t>
-      </w:r>
-      <w:proofErr w:type="gramStart"/>
-      <w:r>
-        <w:rPr>
-          <w:color w:val="000000"/>
-          <w:sz w:val="24"/>
-        </w:rPr>
-        <w:t>调度器管理</w:t>
-      </w:r>
-      <w:proofErr w:type="gramEnd"/>
-      <w:r>
-        <w:rPr>
-          <w:color w:val="000000"/>
-          <w:sz w:val="24"/>
-        </w:rPr>
-        <w:t>任务的唯一依据。</w:t>
-      </w:r>
-    </w:p>
-    <w:p>
-      <w:pPr>
-        <w:rPr>
-          <w:rFonts w:hint="eastAsia"/>
-          <w:color w:val="000000"/>
-          <w:sz w:val="24"/>
-        </w:rPr>
-      </w:pPr>
-      <w:r>
-        <w:rPr>
-          <w:b/>
-          <w:color w:val="000000"/>
-          <w:sz w:val="24"/>
-        </w:rPr>
-        <w:t>上下文切换</w:t>
-      </w:r>
-      <w:r>
-        <w:rPr>
-          <w:color w:val="000000"/>
-          <w:sz w:val="24"/>
-        </w:rPr>
-        <w:t>：通过</w:t>
-      </w:r>
-      <w:r>
-        <w:rPr>
-          <w:color w:val="000000"/>
-          <w:sz w:val="24"/>
-        </w:rPr>
-        <w:t xml:space="preserve"> </w:t>
-      </w:r>
-      <w:proofErr w:type="spellStart"/>
-      <w:r>
-        <w:rPr>
-          <w:color w:val="000000"/>
-          <w:sz w:val="24"/>
-        </w:rPr>
-        <w:t>PendSV</w:t>
-      </w:r>
-      <w:proofErr w:type="spellEnd"/>
-      <w:r>
-        <w:rPr>
-          <w:color w:val="000000"/>
-          <w:sz w:val="24"/>
-        </w:rPr>
-        <w:t xml:space="preserve"> </w:t>
-      </w:r>
-      <w:r>
-        <w:rPr>
-          <w:color w:val="000000"/>
-          <w:sz w:val="24"/>
-        </w:rPr>
-        <w:t>中断实现，把当前任务的寄存器存入</w:t>
-      </w:r>
-      <w:r>
-        <w:rPr>
-          <w:color w:val="000000"/>
-          <w:sz w:val="24"/>
-        </w:rPr>
-        <w:t xml:space="preserve"> TCB</w:t>
-      </w:r>
-      <w:r>
-        <w:rPr>
-          <w:color w:val="000000"/>
-          <w:sz w:val="24"/>
-        </w:rPr>
-        <w:t>，从下一个任务的</w:t>
-      </w:r>
-      <w:r>
-        <w:rPr>
-          <w:color w:val="000000"/>
-          <w:sz w:val="24"/>
-        </w:rPr>
-        <w:t xml:space="preserve"> TCB </w:t>
-      </w:r>
-      <w:r>
-        <w:rPr>
-          <w:color w:val="000000"/>
-          <w:sz w:val="24"/>
-        </w:rPr>
-        <w:t>恢复寄存器，实现任务无缝切换。</w:t>
-      </w:r>
-    </w:p>
-    <w:p>
-      <w:pPr>
-        <w:rPr>
-          <w:rFonts w:hint="eastAsia"/>
-          <w:color w:val="000000"/>
-          <w:sz w:val="24"/>
-        </w:rPr>
-      </w:pPr>
-      <w:r>
-        <w:rPr>
-          <w:b/>
-          <w:color w:val="000000"/>
-          <w:sz w:val="24"/>
-        </w:rPr>
-        <w:t>调度队列</w:t>
-      </w:r>
-      <w:r>
-        <w:rPr>
-          <w:color w:val="000000"/>
-          <w:sz w:val="24"/>
-        </w:rPr>
-        <w:t>：通过链表把</w:t>
-      </w:r>
-      <w:r>
-        <w:rPr>
-          <w:color w:val="000000"/>
-          <w:sz w:val="24"/>
-        </w:rPr>
-        <w:t xml:space="preserve"> TCB </w:t>
-      </w:r>
-      <w:r>
-        <w:rPr>
-          <w:color w:val="000000"/>
-          <w:sz w:val="24"/>
-        </w:rPr>
-        <w:t>挂载到就绪</w:t>
-      </w:r>
-      <w:r>
-        <w:rPr>
-          <w:color w:val="000000"/>
-          <w:sz w:val="24"/>
-        </w:rPr>
-        <w:t xml:space="preserve"> / </w:t>
-      </w:r>
-      <w:r>
-        <w:rPr>
-          <w:color w:val="000000"/>
-          <w:sz w:val="24"/>
-        </w:rPr>
-        <w:t>阻塞队列，</w:t>
-      </w:r>
-      <w:proofErr w:type="gramStart"/>
-      <w:r>
-        <w:rPr>
-          <w:color w:val="000000"/>
-          <w:sz w:val="24"/>
-        </w:rPr>
-        <w:t>调度器</w:t>
-      </w:r>
-      <w:proofErr w:type="gramEnd"/>
-      <w:r>
-        <w:rPr>
-          <w:color w:val="000000"/>
-          <w:sz w:val="24"/>
-        </w:rPr>
-        <w:t>通过链表快速找到</w:t>
-      </w:r>
-      <w:proofErr w:type="gramStart"/>
-      <w:r>
-        <w:rPr>
-          <w:color w:val="000000"/>
-          <w:sz w:val="24"/>
-        </w:rPr>
-        <w:t>待运行</w:t>
-      </w:r>
-      <w:proofErr w:type="gramEnd"/>
-      <w:r>
-        <w:rPr>
-          <w:color w:val="000000"/>
-          <w:sz w:val="24"/>
-        </w:rPr>
-        <w:t>任务。</w:t>
-      </w:r>
-    </w:p>
-    <w:p>
-      <w:pPr>
-        <w:rPr>
-          <w:rFonts w:hint="eastAsia"/>
-          <w:color w:val="000000"/>
-          <w:sz w:val="24"/>
-        </w:rPr>
-      </w:pPr>
-      <w:proofErr w:type="gramStart"/>
-      <w:r>
-        <w:rPr>
-          <w:b/>
-          <w:color w:val="000000"/>
-          <w:sz w:val="24"/>
-        </w:rPr>
-        <w:t>栈</w:t>
-      </w:r>
-      <w:proofErr w:type="gramEnd"/>
-      <w:r>
-        <w:rPr>
-          <w:b/>
-          <w:color w:val="000000"/>
-          <w:sz w:val="24"/>
-        </w:rPr>
-        <w:t>溢出检测</w:t>
+          <w:sz w:val="24"/>
+        </w:rPr>
+        <w:t>阻塞队列，调度器通过链表快速找到待运行任务。</w:t>
+      </w:r>
+    </w:p>
+    <w:p>
+      <w:pPr>
+        <w:rPr>
+          <w:rFonts w:hint="eastAsia"/>
+          <w:color w:val="000000"/>
+          <w:sz w:val="24"/>
+        </w:rPr>
+      </w:pPr>
+      <w:r>
+        <w:rPr>
+          <w:b/>
+          <w:color w:val="000000"/>
+          <w:sz w:val="24"/>
+        </w:rPr>
+        <w:t>栈溢出检测</w:t>
       </w:r>
       <w:r>
         <w:rPr>
@@ -4499,82 +3676,46 @@
         </w:rPr>
         <w:t>：在</w:t>
       </w:r>
-      <w:proofErr w:type="gramStart"/>
-      <w:r>
-        <w:rPr>
-          <w:color w:val="FF0000"/>
-          <w:sz w:val="24"/>
-        </w:rPr>
-        <w:t>栈</w:t>
-      </w:r>
-      <w:proofErr w:type="gramEnd"/>
-      <w:r>
-        <w:rPr>
-          <w:color w:val="FF0000"/>
-          <w:sz w:val="24"/>
-        </w:rPr>
-        <w:t>底</w:t>
-      </w:r>
-      <w:r>
-        <w:rPr>
-          <w:color w:val="000000"/>
-          <w:sz w:val="24"/>
-        </w:rPr>
-        <w:t>放一个固定水印值，空闲任务定期检查，防止数组越界、</w:t>
-      </w:r>
-      <w:proofErr w:type="gramStart"/>
-      <w:r>
-        <w:rPr>
-          <w:color w:val="000000"/>
-          <w:sz w:val="24"/>
-        </w:rPr>
-        <w:t>栈</w:t>
-      </w:r>
-      <w:proofErr w:type="gramEnd"/>
-      <w:r>
-        <w:rPr>
-          <w:color w:val="000000"/>
-          <w:sz w:val="24"/>
-        </w:rPr>
-        <w:t>溢出。</w:t>
-      </w:r>
-    </w:p>
-    <w:p>
-      <w:pPr>
-        <w:rPr>
-          <w:rFonts w:hint="eastAsia"/>
-        </w:rPr>
-      </w:pPr>
-    </w:p>
-    <w:p>
-      <w:pPr>
-        <w:rPr>
-          <w:rFonts w:hint="eastAsia"/>
-          <w:b/>
-          <w:color w:val="FF0000"/>
-          <w:sz w:val="24"/>
-        </w:rPr>
-      </w:pPr>
-      <w:r>
-        <w:rPr>
-          <w:rFonts w:hint="eastAsia"/>
-          <w:b/>
-          <w:color w:val="FF0000"/>
-          <w:sz w:val="24"/>
-        </w:rPr>
-        <w:t>自</w:t>
-      </w:r>
-      <w:proofErr w:type="gramStart"/>
-      <w:r>
-        <w:rPr>
-          <w:rFonts w:hint="eastAsia"/>
-          <w:b/>
-          <w:color w:val="FF0000"/>
-          <w:sz w:val="24"/>
-        </w:rPr>
-        <w:t>研</w:t>
-      </w:r>
-      <w:proofErr w:type="gramEnd"/>
+      <w:r>
+        <w:rPr>
+          <w:color w:val="FF0000"/>
+          <w:sz w:val="24"/>
+        </w:rPr>
+        <w:t>栈底</w:t>
+      </w:r>
+      <w:r>
+        <w:rPr>
+          <w:color w:val="000000"/>
+          <w:sz w:val="24"/>
+        </w:rPr>
+        <w:t>放一个固定水印值，空闲任务定期检查，防止数组越界、栈溢出。</w:t>
+      </w:r>
+    </w:p>
+    <w:p>
+      <w:pPr>
+        <w:rPr>
+          <w:rFonts w:hint="eastAsia"/>
+        </w:rPr>
+      </w:pPr>
+    </w:p>
+    <w:p>
+      <w:pPr>
+        <w:rPr>
+          <w:rFonts w:hint="eastAsia"/>
+          <w:b/>
+          <w:color w:val="FF0000"/>
+          <w:sz w:val="24"/>
+        </w:rPr>
+      </w:pPr>
+      <w:r>
+        <w:rPr>
+          <w:rFonts w:hint="eastAsia"/>
+          <w:b/>
+          <w:color w:val="FF0000"/>
+          <w:sz w:val="24"/>
+        </w:rPr>
+        <w:t>自研</w:t>
+      </w:r>
       <w:r>
         <w:rPr>
           <w:rFonts w:hint="eastAsia"/>
@@ -4613,23 +3754,7 @@
           <w:rFonts w:hint="eastAsia"/>
           <w:color w:val="FF0000"/>
         </w:rPr>
-        <w:t>）任务</w:t>
-      </w:r>
-      <w:proofErr w:type="gramStart"/>
-      <w:r>
-        <w:rPr>
-          <w:rFonts w:hint="eastAsia"/>
-          <w:color w:val="FF0000"/>
-        </w:rPr>
-        <w:t>栈</w:t>
-      </w:r>
-      <w:proofErr w:type="gramEnd"/>
-      <w:r>
-        <w:rPr>
-          <w:rFonts w:hint="eastAsia"/>
-          <w:color w:val="FF0000"/>
-        </w:rPr>
-        <w:t>溢出检查</w:t>
+        <w:t>）任务栈溢出检查</w:t>
       </w:r>
     </w:p>
     <w:p>
@@ -4655,21 +3780,7 @@
         <w:rPr>
           <w:color w:val="000000"/>
         </w:rPr>
-        <w:t>单向链表的删除效率低（需遍历整个</w:t>
-      </w:r>
-      <w:proofErr w:type="gramStart"/>
-      <w:r>
-        <w:rPr>
-          <w:color w:val="000000"/>
-        </w:rPr>
-        <w:t>链表找</w:t>
-      </w:r>
-      <w:proofErr w:type="gramEnd"/>
-      <w:r>
-        <w:rPr>
-          <w:color w:val="000000"/>
-        </w:rPr>
-        <w:t>前驱），用</w:t>
+        <w:t>单向链表的删除效率低（需遍历整个链表找前驱），用</w:t>
       </w:r>
       <w:r>
         <w:rPr>
@@ -4844,13 +3955,8 @@
         <w:lastRenderedPageBreak/>
         <w:t xml:space="preserve">ARM+DSP </w:t>
       </w:r>
-      <w:proofErr w:type="gramStart"/>
-      <w:r>
-        <w:t>异构双</w:t>
-      </w:r>
-      <w:proofErr w:type="gramEnd"/>
-      <w:r>
-        <w:t>核电力分析仪产品开发</w:t>
+      <w:r>
+        <w:t>异构双核电力分析仪产品开发</w:t>
       </w:r>
     </w:p>
     <w:p>
@@ -4934,7 +4040,6 @@
         </w:rPr>
         <w:t xml:space="preserve"> </w:t>
       </w:r>
-      <w:proofErr w:type="gramStart"/>
       <w:r>
         <w:rPr>
           <w:b/>
@@ -4943,7 +4048,6 @@
         </w:rPr>
         <w:t>双核零拷贝</w:t>
       </w:r>
-      <w:proofErr w:type="gramEnd"/>
       <w:r>
         <w:rPr>
           <w:rFonts w:hint="eastAsia"/>
@@ -5054,23 +4158,7 @@
           <w:color w:val="1F2329"/>
           <w:sz w:val="24"/>
         </w:rPr>
-        <w:t>，解决了异构核</w:t>
-      </w:r>
-      <w:proofErr w:type="gramStart"/>
-      <w:r>
-        <w:rPr>
-          <w:color w:val="1F2329"/>
-          <w:sz w:val="24"/>
-        </w:rPr>
-        <w:t>间数据</w:t>
-      </w:r>
-      <w:proofErr w:type="gramEnd"/>
-      <w:r>
-        <w:rPr>
-          <w:color w:val="1F2329"/>
-          <w:sz w:val="24"/>
-        </w:rPr>
-        <w:t>传输的瓶颈；</w:t>
+        <w:t>，解决了异构核间数据传输的瓶颈；</w:t>
       </w:r>
     </w:p>
     <w:p>
@@ -5271,23 +4359,7 @@
           <w:color w:val="FF0000"/>
           <w:sz w:val="24"/>
         </w:rPr>
-        <w:t>这些</w:t>
-      </w:r>
-      <w:proofErr w:type="gramStart"/>
-      <w:r>
-        <w:rPr>
-          <w:color w:val="FF0000"/>
-          <w:sz w:val="24"/>
-        </w:rPr>
-        <w:t>异构双</w:t>
-      </w:r>
-      <w:proofErr w:type="gramEnd"/>
-      <w:r>
-        <w:rPr>
-          <w:color w:val="FF0000"/>
-          <w:sz w:val="24"/>
-        </w:rPr>
-        <w:t>核开发、</w:t>
+        <w:t>这些异构双核开发、</w:t>
       </w:r>
       <w:r>
         <w:rPr>
@@ -5301,39 +4373,14 @@
           <w:color w:val="FF0000"/>
           <w:sz w:val="24"/>
         </w:rPr>
-        <w:t>算法优化、系统稳定性保障的经验，和咱们团队基于自</w:t>
-      </w:r>
-      <w:proofErr w:type="gramStart"/>
-      <w:r>
-        <w:rPr>
-          <w:color w:val="FF0000"/>
-          <w:sz w:val="24"/>
-        </w:rPr>
-        <w:t>研</w:t>
-      </w:r>
-      <w:proofErr w:type="gramEnd"/>
-      <w:r>
-        <w:rPr>
-          <w:color w:val="FF0000"/>
-          <w:sz w:val="24"/>
-        </w:rPr>
-        <w:t xml:space="preserve"> </w:t>
-      </w:r>
-      <w:proofErr w:type="spellStart"/>
-      <w:r>
-        <w:rPr>
-          <w:color w:val="FF0000"/>
-          <w:sz w:val="24"/>
-        </w:rPr>
-        <w:t>MaPU</w:t>
-      </w:r>
-      <w:proofErr w:type="spellEnd"/>
-      <w:r>
-        <w:rPr>
-          <w:color w:val="FF0000"/>
-          <w:sz w:val="24"/>
-        </w:rPr>
-        <w:t xml:space="preserve"> </w:t>
+        <w:t>算法优化、系统稳定性保障的经验，和咱们团队基于自研</w:t>
+      </w:r>
+      <w:r>
+        <w:rPr>
+          <w:color w:val="FF0000"/>
+          <w:sz w:val="24"/>
+        </w:rPr>
+        <w:t xml:space="preserve"> MaPU </w:t>
       </w:r>
       <w:r>
         <w:rPr>
@@ -5487,21 +4534,12 @@
         </w:rPr>
         <w:t xml:space="preserve"> 3 </w:t>
       </w:r>
-      <w:proofErr w:type="gramStart"/>
-      <w:r>
-        <w:rPr>
-          <w:color w:val="1F2329"/>
-          <w:sz w:val="24"/>
-        </w:rPr>
-        <w:t>个</w:t>
-      </w:r>
-      <w:proofErr w:type="gramEnd"/>
-      <w:r>
-        <w:rPr>
-          <w:color w:val="1F2329"/>
-          <w:sz w:val="24"/>
-        </w:rPr>
-        <w:t>能力：</w:t>
+      <w:r>
+        <w:rPr>
+          <w:color w:val="1F2329"/>
+          <w:sz w:val="24"/>
+        </w:rPr>
+        <w:t>个能力：</w:t>
       </w:r>
     </w:p>
     <w:p>
@@ -5542,25 +4580,7 @@
           <w:color w:val="1F2329"/>
           <w:sz w:val="24"/>
         </w:rPr>
-        <w:t>技术</w:t>
-      </w:r>
-      <w:proofErr w:type="gramStart"/>
-      <w:r>
-        <w:rPr>
-          <w:rFonts w:hint="eastAsia"/>
-          <w:color w:val="1F2329"/>
-          <w:sz w:val="24"/>
-        </w:rPr>
-        <w:t>栈</w:t>
-      </w:r>
-      <w:proofErr w:type="gramEnd"/>
-      <w:r>
-        <w:rPr>
-          <w:rFonts w:hint="eastAsia"/>
-          <w:color w:val="1F2329"/>
-          <w:sz w:val="24"/>
-        </w:rPr>
-        <w:t>开发</w:t>
+        <w:t>技术栈开发</w:t>
       </w:r>
       <w:r>
         <w:rPr>
@@ -5606,23 +4626,7 @@
           <w:color w:val="FF0000"/>
           <w:sz w:val="24"/>
         </w:rPr>
-        <w:t>团队高效配合，把控项目进度和风险，推动产品从开发到</w:t>
-      </w:r>
-      <w:proofErr w:type="gramStart"/>
-      <w:r>
-        <w:rPr>
-          <w:color w:val="FF0000"/>
-          <w:sz w:val="24"/>
-        </w:rPr>
-        <w:t>量产全流程</w:t>
-      </w:r>
-      <w:proofErr w:type="gramEnd"/>
-      <w:r>
-        <w:rPr>
-          <w:color w:val="FF0000"/>
-          <w:sz w:val="24"/>
-        </w:rPr>
-        <w:t>落地</w:t>
+        <w:t>团队高效配合，把控项目进度和风险，推动产品从开发到量产全流程落地</w:t>
       </w:r>
       <w:r>
         <w:rPr>
@@ -5797,23 +4801,7 @@
           <w:color w:val="1F2329"/>
           <w:sz w:val="24"/>
         </w:rPr>
-        <w:t>影响：</w:t>
-      </w:r>
-      <w:proofErr w:type="gramStart"/>
-      <w:r>
-        <w:rPr>
-          <w:color w:val="1F2329"/>
-          <w:sz w:val="24"/>
-        </w:rPr>
-        <w:t>弱管平台</w:t>
-      </w:r>
-      <w:proofErr w:type="gramEnd"/>
-      <w:r>
-        <w:rPr>
-          <w:color w:val="1F2329"/>
-          <w:sz w:val="24"/>
-        </w:rPr>
-        <w:t>完全依赖</w:t>
+        <w:t>影响：弱管平台完全依赖</w:t>
       </w:r>
       <w:r>
         <w:rPr>
@@ -6629,87 +5617,28 @@
           <w:color w:val="1F2329"/>
           <w:sz w:val="24"/>
         </w:rPr>
-        <w:t>自</w:t>
-      </w:r>
-      <w:proofErr w:type="gramStart"/>
-      <w:r>
-        <w:rPr>
-          <w:b/>
-          <w:color w:val="1F2329"/>
-          <w:sz w:val="24"/>
-        </w:rPr>
-        <w:t>研</w:t>
-      </w:r>
-      <w:proofErr w:type="gramEnd"/>
-      <w:r>
-        <w:rPr>
-          <w:b/>
-          <w:color w:val="1F2329"/>
-          <w:sz w:val="24"/>
-        </w:rPr>
-        <w:t>芯片和底层系统开发，软硬件协同是核心能力</w:t>
-      </w:r>
-      <w:r>
-        <w:rPr>
-          <w:color w:val="1F2329"/>
-          <w:sz w:val="24"/>
-        </w:rPr>
-        <w:t>。</w:t>
-      </w:r>
-      <w:proofErr w:type="gramStart"/>
-      <w:r>
-        <w:rPr>
-          <w:color w:val="1F2329"/>
-          <w:sz w:val="24"/>
-        </w:rPr>
-        <w:t>思朗做自研</w:t>
-      </w:r>
-      <w:proofErr w:type="gramEnd"/>
-      <w:r>
-        <w:rPr>
-          <w:color w:val="1F2329"/>
-          <w:sz w:val="24"/>
-        </w:rPr>
-        <w:t xml:space="preserve"> </w:t>
-      </w:r>
-      <w:proofErr w:type="spellStart"/>
-      <w:r>
-        <w:rPr>
-          <w:color w:val="1F2329"/>
-          <w:sz w:val="24"/>
-        </w:rPr>
-        <w:t>MaPU</w:t>
-      </w:r>
-      <w:proofErr w:type="spellEnd"/>
-      <w:r>
-        <w:rPr>
-          <w:color w:val="1F2329"/>
-          <w:sz w:val="24"/>
-        </w:rPr>
-        <w:t xml:space="preserve"> </w:t>
-      </w:r>
-      <w:r>
-        <w:rPr>
-          <w:color w:val="1F2329"/>
-          <w:sz w:val="24"/>
-        </w:rPr>
-        <w:t>架构芯片，从芯片初始化、时钟复位、驱动开发到系统移植，必然会遇到大量类似的软硬件边界问题。我之前积累的芯片级问题排查、软硬件协同调试、跨团队协作的经验，能快速帮助团队解决这类底层难题，保障自</w:t>
-      </w:r>
-      <w:proofErr w:type="gramStart"/>
-      <w:r>
-        <w:rPr>
-          <w:color w:val="1F2329"/>
-          <w:sz w:val="24"/>
-        </w:rPr>
-        <w:t>研</w:t>
-      </w:r>
-      <w:proofErr w:type="gramEnd"/>
-      <w:r>
-        <w:rPr>
-          <w:color w:val="1F2329"/>
-          <w:sz w:val="24"/>
-        </w:rPr>
-        <w:t>芯片平台的稳定落地。</w:t>
+        <w:t>自研芯片和底层系统开发，软硬件协同是核心能力</w:t>
+      </w:r>
+      <w:r>
+        <w:rPr>
+          <w:color w:val="1F2329"/>
+          <w:sz w:val="24"/>
+        </w:rPr>
+        <w:t>。思朗做自研</w:t>
+      </w:r>
+      <w:r>
+        <w:rPr>
+          <w:color w:val="1F2329"/>
+          <w:sz w:val="24"/>
+        </w:rPr>
+        <w:t xml:space="preserve"> MaPU </w:t>
+      </w:r>
+      <w:r>
+        <w:rPr>
+          <w:color w:val="1F2329"/>
+          <w:sz w:val="24"/>
+        </w:rPr>
+        <w:t>架构芯片，从芯片初始化、时钟复位、驱动开发到系统移植，必然会遇到大量类似的软硬件边界问题。我之前积累的芯片级问题排查、软硬件协同调试、跨团队协作的经验，能快速帮助团队解决这类底层难题，保障自研芯片平台的稳定落地。</w:t>
       </w:r>
     </w:p>
     <w:p>
@@ -6753,21 +5682,7 @@
         <w:rPr>
           <w:rFonts w:hint="eastAsia"/>
         </w:rPr>
-        <w:t>轮</w:t>
-      </w:r>
-      <w:proofErr w:type="gramStart"/>
-      <w:r>
-        <w:rPr>
-          <w:rFonts w:hint="eastAsia"/>
-        </w:rPr>
-        <w:t>上下电</w:t>
-      </w:r>
-      <w:proofErr w:type="gramEnd"/>
-      <w:r>
-        <w:rPr>
-          <w:rFonts w:hint="eastAsia"/>
-        </w:rPr>
-        <w:t>测试概率</w:t>
+        <w:t>轮上下电测试概率</w:t>
       </w:r>
       <w:r>
         <w:t>端口丢包</w:t>
@@ -6846,23 +5761,7 @@
           <w:color w:val="1F2329"/>
           <w:sz w:val="24"/>
         </w:rPr>
-        <w:t>现象：高低温环境下，设备</w:t>
-      </w:r>
-      <w:proofErr w:type="gramStart"/>
-      <w:r>
-        <w:rPr>
-          <w:color w:val="1F2329"/>
-          <w:sz w:val="24"/>
-        </w:rPr>
-        <w:t>上下电冷重启同时</w:t>
-      </w:r>
-      <w:proofErr w:type="gramEnd"/>
-      <w:r>
-        <w:rPr>
-          <w:color w:val="1F2329"/>
-          <w:sz w:val="24"/>
-        </w:rPr>
-        <w:t>打流，概率性出现单个端口丢包，复现周期长达几十到上百轮，软复位无法恢复，必须整机冷重启</w:t>
+        <w:t>现象：高低温环境下，设备上下电冷重启同时打流，概率性出现单个端口丢包，复现周期长达几十到上百轮，软复位无法恢复，必须整机冷重启</w:t>
       </w:r>
     </w:p>
     <w:p>
@@ -7125,21 +6024,12 @@
         </w:rPr>
         <w:t xml:space="preserve">MAC </w:t>
       </w:r>
-      <w:proofErr w:type="gramStart"/>
-      <w:r>
-        <w:rPr>
-          <w:color w:val="1F2329"/>
-          <w:sz w:val="24"/>
-        </w:rPr>
-        <w:t>侧无异常</w:t>
-      </w:r>
-      <w:proofErr w:type="gramEnd"/>
-      <w:r>
-        <w:rPr>
-          <w:color w:val="1F2329"/>
-          <w:sz w:val="24"/>
-        </w:rPr>
-        <w:t>，</w:t>
+      <w:r>
+        <w:rPr>
+          <w:color w:val="1F2329"/>
+          <w:sz w:val="24"/>
+        </w:rPr>
+        <w:t>侧无异常，</w:t>
       </w:r>
       <w:r>
         <w:rPr>
@@ -7181,25 +6071,7 @@
           <w:color w:val="1F2329"/>
           <w:sz w:val="24"/>
         </w:rPr>
-        <w:t>第二步：硬件</w:t>
-      </w:r>
-      <w:proofErr w:type="gramStart"/>
-      <w:r>
-        <w:rPr>
-          <w:b/>
-          <w:color w:val="1F2329"/>
-          <w:sz w:val="24"/>
-        </w:rPr>
-        <w:t>信号级验证</w:t>
-      </w:r>
-      <w:proofErr w:type="gramEnd"/>
-      <w:r>
-        <w:rPr>
-          <w:b/>
-          <w:color w:val="1F2329"/>
-          <w:sz w:val="24"/>
-        </w:rPr>
-        <w:t>，排除原厂芯片问题</w:t>
+        <w:t>第二步：硬件信号级验证，排除原厂芯片问题</w:t>
       </w:r>
     </w:p>
     <w:p>
@@ -7227,23 +6099,7 @@
           <w:color w:val="FF0000"/>
           <w:sz w:val="24"/>
         </w:rPr>
-        <w:t>用逻辑分析仪抓取</w:t>
-      </w:r>
-      <w:proofErr w:type="gramStart"/>
-      <w:r>
-        <w:rPr>
-          <w:color w:val="FF0000"/>
-          <w:sz w:val="24"/>
-        </w:rPr>
-        <w:t>上下电</w:t>
-      </w:r>
-      <w:proofErr w:type="gramEnd"/>
-      <w:r>
-        <w:rPr>
-          <w:color w:val="FF0000"/>
-          <w:sz w:val="24"/>
-        </w:rPr>
-        <w:t>全过程的</w:t>
+        <w:t>用逻辑分析仪抓取上下电全过程的</w:t>
       </w:r>
       <w:r>
         <w:rPr>
@@ -7565,17 +6421,8 @@
           <w:color w:val="1F2329"/>
           <w:sz w:val="24"/>
         </w:rPr>
-        <w:t>恢复执行后，</w:t>
-      </w:r>
-      <w:proofErr w:type="gramStart"/>
-      <w:r>
-        <w:rPr>
-          <w:color w:val="1F2329"/>
-          <w:sz w:val="24"/>
-        </w:rPr>
-        <w:t>直接往页</w:t>
-      </w:r>
-      <w:proofErr w:type="gramEnd"/>
+        <w:t>恢复执行后，直接往页</w:t>
+      </w:r>
       <w:r>
         <w:rPr>
           <w:color w:val="1F2329"/>
@@ -7681,7 +6528,6 @@
         </w:rPr>
         <w:t xml:space="preserve"> "</w:t>
       </w:r>
-      <w:proofErr w:type="gramStart"/>
       <w:r>
         <w:rPr>
           <w:color w:val="1F2329"/>
@@ -7689,7 +6535,6 @@
         </w:rPr>
         <w:t>切页</w:t>
       </w:r>
-      <w:proofErr w:type="gramEnd"/>
       <w:r>
         <w:rPr>
           <w:color w:val="1F2329"/>
@@ -7751,23 +6596,7 @@
           <w:color w:val="1F2329"/>
           <w:sz w:val="24"/>
         </w:rPr>
-        <w:t>轮高低温</w:t>
-      </w:r>
-      <w:proofErr w:type="gramStart"/>
-      <w:r>
-        <w:rPr>
-          <w:color w:val="1F2329"/>
-          <w:sz w:val="24"/>
-        </w:rPr>
-        <w:t>上下电打流</w:t>
-      </w:r>
-      <w:proofErr w:type="gramEnd"/>
-      <w:r>
-        <w:rPr>
-          <w:color w:val="1F2329"/>
-          <w:sz w:val="24"/>
-        </w:rPr>
-        <w:t>测试，没有再出现任何端口丢包问题，问题彻底解决</w:t>
+        <w:t>轮高低温上下电打流测试，没有再出现任何端口丢包问题，问题彻底解决</w:t>
       </w:r>
     </w:p>
     <w:p>
@@ -7797,21 +6626,12 @@
         </w:rPr>
         <w:t xml:space="preserve"> 1 </w:t>
       </w:r>
-      <w:proofErr w:type="gramStart"/>
-      <w:r>
-        <w:rPr>
-          <w:color w:val="FF0000"/>
-          <w:sz w:val="24"/>
-        </w:rPr>
-        <w:t>个</w:t>
-      </w:r>
-      <w:proofErr w:type="gramEnd"/>
-      <w:r>
-        <w:rPr>
-          <w:color w:val="FF0000"/>
-          <w:sz w:val="24"/>
-        </w:rPr>
-        <w:t>多月的量产阻塞问题，保证了项目按时交付</w:t>
+      <w:r>
+        <w:rPr>
+          <w:color w:val="FF0000"/>
+          <w:sz w:val="24"/>
+        </w:rPr>
+        <w:t>个多月的量产阻塞问题，保证了项目按时交付</w:t>
       </w:r>
     </w:p>
     <w:p>
@@ -7877,7 +6697,15 @@
           <w:color w:val="1F2329"/>
           <w:sz w:val="24"/>
         </w:rPr>
-        <w:t>面试加分收尾话术（关联思朗岗位）</w:t>
+        <w:t>加分收尾话术</w:t>
+      </w:r>
+      <w:r>
+        <w:rPr>
+          <w:rFonts w:hint="eastAsia"/>
+          <w:color w:val="1F2329"/>
+          <w:sz w:val="24"/>
+        </w:rPr>
+        <w:t>：</w:t>
       </w:r>
     </w:p>
     <w:p>
@@ -7908,39 +6736,14 @@
           <w:color w:val="1F2329"/>
           <w:sz w:val="24"/>
         </w:rPr>
-        <w:t>。</w:t>
-      </w:r>
-      <w:proofErr w:type="gramStart"/>
-      <w:r>
-        <w:rPr>
-          <w:color w:val="1F2329"/>
-          <w:sz w:val="24"/>
-        </w:rPr>
-        <w:t>思朗的</w:t>
-      </w:r>
-      <w:proofErr w:type="gramEnd"/>
-      <w:r>
-        <w:rPr>
-          <w:color w:val="1F2329"/>
-          <w:sz w:val="24"/>
-        </w:rPr>
-        <w:t xml:space="preserve"> </w:t>
-      </w:r>
-      <w:proofErr w:type="spellStart"/>
-      <w:r>
-        <w:rPr>
-          <w:color w:val="1F2329"/>
-          <w:sz w:val="24"/>
-        </w:rPr>
-        <w:t>MaPU</w:t>
-      </w:r>
-      <w:proofErr w:type="spellEnd"/>
-      <w:r>
-        <w:rPr>
-          <w:color w:val="1F2329"/>
-          <w:sz w:val="24"/>
-        </w:rPr>
-        <w:t xml:space="preserve"> </w:t>
+        <w:t>。思朗的</w:t>
+      </w:r>
+      <w:r>
+        <w:rPr>
+          <w:color w:val="1F2329"/>
+          <w:sz w:val="24"/>
+        </w:rPr>
+        <w:t xml:space="preserve"> MaPU </w:t>
       </w:r>
       <w:r>
         <w:rPr>
@@ -7968,23 +6771,7 @@
           <w:color w:val="FF0000"/>
           <w:sz w:val="24"/>
         </w:rPr>
-        <w:t>我在多线程并发安全、底层驱动稳定性保障、疑难问题攻坚方面积累的经验，能直接复用在自</w:t>
-      </w:r>
-      <w:proofErr w:type="gramStart"/>
-      <w:r>
-        <w:rPr>
-          <w:color w:val="FF0000"/>
-          <w:sz w:val="24"/>
-        </w:rPr>
-        <w:t>研</w:t>
-      </w:r>
-      <w:proofErr w:type="gramEnd"/>
-      <w:r>
-        <w:rPr>
-          <w:color w:val="FF0000"/>
-          <w:sz w:val="24"/>
-        </w:rPr>
-        <w:t>芯片的驱动开发和系统优化工作中，帮助团队提前规避类似的稳定性风险</w:t>
+        <w:t>我在多线程并发安全、底层驱动稳定性保障、疑难问题攻坚方面积累的经验，能直接复用在自研芯片的驱动开发和系统优化工作中，帮助团队提前规避类似的稳定性风险</w:t>
       </w:r>
       <w:r>
         <w:rPr>
@@ -8150,25 +6937,7 @@
                 <w:color w:val="000000"/>
                 <w:sz w:val="24"/>
               </w:rPr>
-              <w:t>双核</w:t>
-            </w:r>
-            <w:proofErr w:type="gramStart"/>
-            <w:r>
-              <w:rPr>
-                <w:rFonts w:ascii="微软雅黑" w:eastAsia="微软雅黑" w:hAnsi="微软雅黑" w:cs="微软雅黑"/>
-                <w:color w:val="000000"/>
-                <w:sz w:val="24"/>
-              </w:rPr>
-              <w:t>数据竞态与</w:t>
-            </w:r>
-            <w:proofErr w:type="gramEnd"/>
-            <w:r>
-              <w:rPr>
-                <w:rFonts w:ascii="微软雅黑" w:eastAsia="微软雅黑" w:hAnsi="微软雅黑" w:cs="微软雅黑"/>
-                <w:color w:val="000000"/>
-                <w:sz w:val="24"/>
-              </w:rPr>
-              <w:t>一致性问题</w:t>
+              <w:t>双核数据竞态与一致性问题</w:t>
             </w:r>
           </w:p>
         </w:tc>
@@ -8208,25 +6977,7 @@
                 <w:color w:val="FF0000"/>
                 <w:sz w:val="24"/>
               </w:rPr>
-              <w:t>严格划分内存读写权限（</w:t>
-            </w:r>
-            <w:proofErr w:type="gramStart"/>
-            <w:r>
-              <w:rPr>
-                <w:rFonts w:ascii="微软雅黑" w:eastAsia="微软雅黑" w:hAnsi="微软雅黑" w:cs="微软雅黑"/>
-                <w:color w:val="FF0000"/>
-                <w:sz w:val="24"/>
-              </w:rPr>
-              <w:t>主写从</w:t>
-            </w:r>
-            <w:proofErr w:type="gramEnd"/>
-            <w:r>
-              <w:rPr>
-                <w:rFonts w:ascii="微软雅黑" w:eastAsia="微软雅黑" w:hAnsi="微软雅黑" w:cs="微软雅黑"/>
-                <w:color w:val="FF0000"/>
-                <w:sz w:val="24"/>
-              </w:rPr>
-              <w:t xml:space="preserve">读）2. 采用数据更新标志位 </w:t>
+              <w:t xml:space="preserve">严格划分内存读写权限（主写从读）2. 采用数据更新标志位 </w:t>
             </w:r>
             <w:r>
               <w:rPr>
@@ -8519,25 +7270,7 @@
                 <w:color w:val="000000"/>
                 <w:sz w:val="24"/>
               </w:rPr>
-              <w:t xml:space="preserve">3. 事件触发采用 "阈值 + </w:t>
-            </w:r>
-            <w:proofErr w:type="gramStart"/>
-            <w:r>
-              <w:rPr>
-                <w:rFonts w:ascii="微软雅黑" w:eastAsia="微软雅黑" w:hAnsi="微软雅黑" w:cs="微软雅黑"/>
-                <w:color w:val="000000"/>
-                <w:sz w:val="24"/>
-              </w:rPr>
-              <w:t>迟滞"</w:t>
-            </w:r>
-            <w:proofErr w:type="gramEnd"/>
-            <w:r>
-              <w:rPr>
-                <w:rFonts w:ascii="微软雅黑" w:eastAsia="微软雅黑" w:hAnsi="微软雅黑" w:cs="微软雅黑"/>
-                <w:color w:val="000000"/>
-                <w:sz w:val="24"/>
-              </w:rPr>
-              <w:t xml:space="preserve"> 机制，防止抖动</w:t>
+              <w:t>3. 事件触发采用 "阈值 + 迟滞" 机制，防止抖动</w:t>
             </w:r>
           </w:p>
         </w:tc>
@@ -8772,6 +7505,7 @@
               <w:snapToGrid/>
               <w:spacing w:before="0" w:after="0" w:line="240" w:lineRule="auto"/>
               <w:rPr>
+                <w:rFonts w:hint="eastAsia"/>
                 <w:color w:val="FF0000"/>
               </w:rPr>
             </w:pPr>
@@ -8928,21 +7662,12 @@
         </w:rPr>
         <w:t xml:space="preserve"> 5 </w:t>
       </w:r>
-      <w:proofErr w:type="gramStart"/>
-      <w:r>
-        <w:rPr>
-          <w:color w:val="1F2329"/>
-          <w:sz w:val="24"/>
-        </w:rPr>
-        <w:t>倍</w:t>
-      </w:r>
-      <w:proofErr w:type="gramEnd"/>
-      <w:r>
-        <w:rPr>
-          <w:color w:val="1F2329"/>
-          <w:sz w:val="24"/>
-        </w:rPr>
-        <w:t>，解决</w:t>
+      <w:r>
+        <w:rPr>
+          <w:color w:val="1F2329"/>
+          <w:sz w:val="24"/>
+        </w:rPr>
+        <w:t>倍，解决</w:t>
       </w:r>
       <w:r>
         <w:rPr>
@@ -9327,7 +8052,7 @@
           <w:b/>
           <w:sz w:val="24"/>
         </w:rPr>
-        <w:t>面试高频延伸点</w:t>
+        <w:t>高频延伸点</w:t>
       </w:r>
       <w:r>
         <w:rPr>
@@ -9926,46 +8651,20 @@
           <w:rFonts w:hint="eastAsia"/>
         </w:rPr>
       </w:pPr>
-      <w:proofErr w:type="gramStart"/>
-      <w:r>
-        <w:rPr>
-          <w:b/>
-          <w:color w:val="1F2329"/>
-          <w:sz w:val="24"/>
-        </w:rPr>
-        <w:t>极致低</w:t>
-      </w:r>
-      <w:proofErr w:type="gramEnd"/>
-      <w:r>
-        <w:rPr>
-          <w:b/>
-          <w:color w:val="1F2329"/>
-          <w:sz w:val="24"/>
-        </w:rPr>
-        <w:t>延迟</w:t>
-      </w:r>
-      <w:r>
-        <w:rPr>
-          <w:color w:val="1F2329"/>
-          <w:sz w:val="24"/>
-        </w:rPr>
-        <w:t>：</w:t>
-      </w:r>
-      <w:proofErr w:type="gramStart"/>
-      <w:r>
-        <w:rPr>
-          <w:color w:val="1F2329"/>
-          <w:sz w:val="24"/>
-        </w:rPr>
-        <w:t>纳秒级</w:t>
-      </w:r>
-      <w:proofErr w:type="gramEnd"/>
-      <w:r>
-        <w:rPr>
-          <w:color w:val="1F2329"/>
-          <w:sz w:val="24"/>
-        </w:rPr>
-        <w:t>批量处理，保障高流量下的转发确定性</w:t>
+      <w:r>
+        <w:rPr>
+          <w:b/>
+          <w:color w:val="1F2329"/>
+          <w:sz w:val="24"/>
+        </w:rPr>
+        <w:t>极致低延迟</w:t>
+      </w:r>
+      <w:r>
+        <w:rPr>
+          <w:color w:val="1F2329"/>
+          <w:sz w:val="24"/>
+        </w:rPr>
+        <w:t>：纳秒级批量处理，保障高流量下的转发确定性</w:t>
       </w:r>
     </w:p>
     <w:p>
@@ -10072,14 +8771,12 @@
         <w:lastRenderedPageBreak/>
         <w:t xml:space="preserve">      &gt;&gt;</w:t>
       </w:r>
-      <w:proofErr w:type="gramStart"/>
       <w:r>
         <w:rPr>
           <w:rFonts w:hint="eastAsia"/>
         </w:rPr>
         <w:t>电口通过</w:t>
       </w:r>
-      <w:proofErr w:type="gramEnd"/>
       <w:r>
         <w:rPr>
           <w:rFonts w:hint="eastAsia"/>
@@ -10105,14 +8802,12 @@
         </w:rPr>
         <w:t xml:space="preserve">      &gt;&gt;</w:t>
       </w:r>
-      <w:proofErr w:type="gramStart"/>
       <w:r>
         <w:rPr>
           <w:rFonts w:hint="eastAsia"/>
         </w:rPr>
         <w:t>光口通过</w:t>
       </w:r>
-      <w:proofErr w:type="gramEnd"/>
       <w:r>
         <w:rPr>
           <w:rFonts w:hint="eastAsia"/>
@@ -10207,21 +8902,7 @@
         <w:rPr>
           <w:color w:val="494949"/>
         </w:rPr>
-        <w:t xml:space="preserve"> </w:t>
-      </w:r>
-      <w:proofErr w:type="spellStart"/>
-      <w:r>
-        <w:rPr>
-          <w:color w:val="494949"/>
-        </w:rPr>
-        <w:t>MaPU</w:t>
-      </w:r>
-      <w:proofErr w:type="spellEnd"/>
-      <w:r>
-        <w:rPr>
-          <w:color w:val="494949"/>
-        </w:rPr>
-        <w:t xml:space="preserve"> </w:t>
+        <w:t xml:space="preserve"> MaPU </w:t>
       </w:r>
       <w:r>
         <w:rPr>
@@ -10271,21 +8952,7 @@
         <w:rPr>
           <w:color w:val="494949"/>
         </w:rPr>
-        <w:t>价值上，我想参与国产高性能芯片的研发，为自主</w:t>
-      </w:r>
-      <w:proofErr w:type="gramStart"/>
-      <w:r>
-        <w:rPr>
-          <w:color w:val="494949"/>
-        </w:rPr>
-        <w:t>可控算力做</w:t>
-      </w:r>
-      <w:proofErr w:type="gramEnd"/>
-      <w:r>
-        <w:rPr>
-          <w:color w:val="494949"/>
-        </w:rPr>
-        <w:t>贡献</w:t>
+        <w:t>价值上，我想参与国产高性能芯片的研发，为自主可控算力做贡献</w:t>
       </w:r>
       <w:r>
         <w:rPr>
@@ -10360,21 +9027,7 @@
         <w:rPr>
           <w:color w:val="494949"/>
         </w:rPr>
-        <w:t>这</w:t>
-      </w:r>
-      <w:proofErr w:type="gramStart"/>
-      <w:r>
-        <w:rPr>
-          <w:color w:val="494949"/>
-        </w:rPr>
-        <w:t>是超算场景</w:t>
-      </w:r>
-      <w:proofErr w:type="gramEnd"/>
-      <w:r>
-        <w:rPr>
-          <w:color w:val="494949"/>
-        </w:rPr>
-        <w:t>最需要的。</w:t>
+        <w:t>这是超算场景最需要的。</w:t>
       </w:r>
     </w:p>
     <w:p>
@@ -10458,27 +9111,157 @@
           <w:color w:val="FF7800"/>
           <w:sz w:val="24"/>
         </w:rPr>
-        <w:t>你对自</w:t>
-      </w:r>
-      <w:proofErr w:type="gramStart"/>
+        <w:t>你对自研芯片适配有什么经验？</w:t>
+      </w:r>
+    </w:p>
+    <w:p>
+      <w:pPr>
+        <w:snapToGrid/>
+        <w:spacing w:before="0" w:after="0" w:line="240" w:lineRule="auto"/>
+        <w:rPr>
+          <w:rFonts w:hint="eastAsia"/>
+          <w:color w:val="494949"/>
+        </w:rPr>
+      </w:pPr>
+      <w:r>
+        <w:rPr>
+          <w:color w:val="494949"/>
+        </w:rPr>
+        <w:t>我做过第三方芯片的驱动适配和系统移植，熟悉芯片手册解读、寄存器配置、调试技巧。</w:t>
+      </w:r>
+    </w:p>
+    <w:p>
+      <w:pPr>
+        <w:snapToGrid/>
+        <w:spacing w:before="0" w:after="0" w:line="240" w:lineRule="auto"/>
+        <w:rPr>
+          <w:rFonts w:hint="eastAsia"/>
+          <w:color w:val="494949"/>
+        </w:rPr>
+      </w:pPr>
+      <w:r>
+        <w:rPr>
+          <w:color w:val="494949"/>
+        </w:rPr>
+        <w:t>对于思朗</w:t>
+      </w:r>
+      <w:r>
+        <w:rPr>
+          <w:color w:val="494949"/>
+        </w:rPr>
+        <w:t xml:space="preserve"> MaPU </w:t>
+      </w:r>
+      <w:r>
+        <w:rPr>
+          <w:color w:val="494949"/>
+        </w:rPr>
+        <w:t>芯片，我会先研究架构手册，再从简单外设驱动入手，逐步完成完整系统适配</w:t>
+      </w:r>
+      <w:r>
+        <w:rPr>
+          <w:rFonts w:hint="eastAsia"/>
+          <w:color w:val="494949"/>
+        </w:rPr>
+        <w:t>；</w:t>
+      </w:r>
+    </w:p>
+    <w:p>
+      <w:pPr>
+        <w:snapToGrid/>
+        <w:spacing w:before="0" w:after="0" w:line="240" w:lineRule="auto"/>
+        <w:rPr>
+          <w:rFonts w:hint="eastAsia"/>
+        </w:rPr>
+      </w:pPr>
+    </w:p>
+    <w:p>
+      <w:pPr>
+        <w:snapToGrid/>
+        <w:spacing w:line="240" w:lineRule="auto"/>
+        <w:rPr>
+          <w:rFonts w:hint="eastAsia"/>
+        </w:rPr>
+      </w:pPr>
       <w:r>
         <w:rPr>
           <w:rFonts w:ascii="微软雅黑" w:eastAsia="微软雅黑" w:hAnsi="微软雅黑" w:cs="微软雅黑"/>
           <w:b/>
-          <w:color w:val="FF7800"/>
-          <w:sz w:val="24"/>
-        </w:rPr>
-        <w:t>研</w:t>
-      </w:r>
-      <w:proofErr w:type="gramEnd"/>
+          <w:color w:val="1F2329"/>
+          <w:sz w:val="24"/>
+        </w:rPr>
+        <w:t>Q: 如果项目进度紧张、甚至有延期风险，你会怎么处理？</w:t>
+      </w:r>
+    </w:p>
+    <w:p>
+      <w:pPr>
+        <w:snapToGrid/>
+        <w:spacing w:before="0" w:after="0" w:line="240" w:lineRule="auto"/>
+        <w:rPr>
+          <w:rFonts w:hint="eastAsia"/>
+        </w:rPr>
+      </w:pPr>
+      <w:r>
+        <w:rPr>
+          <w:color w:val="494949"/>
+        </w:rPr>
+        <w:t>答：首先我会先梳理自己负责模块的核心节点，优先保障核心功能开发和稳定性；</w:t>
+      </w:r>
+    </w:p>
+    <w:p>
+      <w:pPr>
+        <w:snapToGrid/>
+        <w:spacing w:before="0" w:after="0" w:line="240" w:lineRule="auto"/>
+        <w:rPr>
+          <w:rFonts w:hint="eastAsia"/>
+        </w:rPr>
+      </w:pPr>
+      <w:r>
+        <w:rPr>
+          <w:color w:val="494949"/>
+        </w:rPr>
+        <w:t>然后主动和团队同步进度，遇到自己解决不了的风险点及时同步负责人，不隐瞒、不拖延；</w:t>
+      </w:r>
+    </w:p>
+    <w:p>
+      <w:pPr>
+        <w:snapToGrid/>
+        <w:spacing w:before="0" w:after="0" w:line="240" w:lineRule="auto"/>
+        <w:rPr>
+          <w:rFonts w:hint="eastAsia"/>
+          <w:color w:val="494949"/>
+        </w:rPr>
+      </w:pPr>
+      <w:r>
+        <w:rPr>
+          <w:color w:val="494949"/>
+        </w:rPr>
+        <w:t>必要时也会合理加班攻坚，优先保障项目整体按时交付，这也是工程师基本的责任心。</w:t>
+      </w:r>
+    </w:p>
+    <w:p>
+      <w:pPr>
+        <w:snapToGrid/>
+        <w:spacing w:before="0" w:after="0" w:line="240" w:lineRule="auto"/>
+        <w:rPr>
+          <w:rFonts w:hint="eastAsia"/>
+        </w:rPr>
+      </w:pPr>
+    </w:p>
+    <w:p>
+      <w:pPr>
+        <w:snapToGrid/>
+        <w:spacing w:line="240" w:lineRule="auto"/>
+        <w:rPr>
+          <w:rFonts w:hint="eastAsia"/>
+        </w:rPr>
+      </w:pPr>
       <w:r>
         <w:rPr>
           <w:rFonts w:ascii="微软雅黑" w:eastAsia="微软雅黑" w:hAnsi="微软雅黑" w:cs="微软雅黑"/>
-          <w:b/>
-          <w:color w:val="FF7800"/>
-          <w:sz w:val="24"/>
-        </w:rPr>
-        <w:t>芯片适配有什么经验？</w:t>
+          <w:color w:val="000000"/>
+          <w:sz w:val="26"/>
+        </w:rPr>
+        <w:t>Q: 工作中遇到需求频繁变更，你会怎么应对？</w:t>
       </w:r>
     </w:p>
     <w:p>
@@ -10487,14 +9270,13 @@
         <w:spacing w:before="0" w:after="0" w:line="240" w:lineRule="auto"/>
         <w:rPr>
           <w:rFonts w:hint="eastAsia"/>
-          <w:color w:val="494949"/>
-        </w:rPr>
-      </w:pPr>
-      <w:r>
-        <w:rPr>
-          <w:color w:val="494949"/>
-        </w:rPr>
-        <w:t>我做过第三方芯片的驱动适配和系统移植，熟悉芯片手册解读、寄存器配置、调试技巧。</w:t>
+        </w:rPr>
+      </w:pPr>
+      <w:r>
+        <w:rPr>
+          <w:color w:val="494949"/>
+        </w:rPr>
+        <w:t>答：先评估我的角色，如果开发的角度</w:t>
       </w:r>
     </w:p>
     <w:p>
@@ -10503,370 +9285,195 @@
         <w:spacing w:before="0" w:after="0" w:line="240" w:lineRule="auto"/>
         <w:rPr>
           <w:rFonts w:hint="eastAsia"/>
-          <w:color w:val="494949"/>
-        </w:rPr>
-      </w:pPr>
-      <w:r>
-        <w:rPr>
-          <w:color w:val="494949"/>
-        </w:rPr>
-        <w:t>对于思朗</w:t>
-      </w:r>
-      <w:r>
-        <w:rPr>
+        </w:rPr>
+      </w:pPr>
+      <w:r>
+        <w:rPr>
+          <w:color w:val="494949"/>
+        </w:rPr>
+        <w:t>我会先和产品</w:t>
+      </w:r>
+      <w:r>
+        <w:rPr>
+          <w:color w:val="494949"/>
+        </w:rPr>
+        <w:t xml:space="preserve"> / </w:t>
+      </w:r>
+      <w:r>
+        <w:rPr>
+          <w:color w:val="494949"/>
+        </w:rPr>
+        <w:t>对接同事沟通清楚变更的核心目的，理解真实业务需求；是我理解需求的问题还是需求主动变更，避免后续再犯类似问题；</w:t>
+      </w:r>
+    </w:p>
+    <w:p>
+      <w:pPr>
+        <w:snapToGrid/>
+        <w:spacing w:before="0" w:after="0" w:line="240" w:lineRule="auto"/>
+        <w:rPr>
+          <w:rFonts w:hint="eastAsia"/>
+        </w:rPr>
+      </w:pPr>
+      <w:r>
+        <w:rPr>
+          <w:color w:val="494949"/>
+        </w:rPr>
+        <w:t>然后评估变更对现有代码、系统稳定性的影响，给出合理的开发评估；</w:t>
+      </w:r>
+    </w:p>
+    <w:p>
+      <w:pPr>
+        <w:snapToGrid/>
+        <w:spacing w:before="0" w:after="0" w:line="240" w:lineRule="auto"/>
+        <w:rPr>
+          <w:rFonts w:hint="eastAsia"/>
+          <w:color w:val="494949"/>
+        </w:rPr>
+      </w:pPr>
+      <w:r>
+        <w:rPr>
+          <w:color w:val="494949"/>
+        </w:rPr>
+        <w:t>在</w:t>
+      </w:r>
+      <w:r>
+        <w:rPr>
+          <w:color w:val="FF0000"/>
+        </w:rPr>
+        <w:t>开发中做好代码模块化、可扩展设计，</w:t>
+      </w:r>
+      <w:r>
+        <w:rPr>
+          <w:color w:val="494949"/>
+        </w:rPr>
+        <w:t>尽量减少需求变更带来的返工，保证开发效率和系统质量。</w:t>
+      </w:r>
+    </w:p>
+    <w:p>
+      <w:pPr>
+        <w:snapToGrid/>
+        <w:spacing w:before="0" w:after="0" w:line="240" w:lineRule="auto"/>
+        <w:rPr>
+          <w:rFonts w:hint="eastAsia"/>
+        </w:rPr>
+      </w:pPr>
+    </w:p>
+    <w:p>
+      <w:pPr>
+        <w:snapToGrid/>
+        <w:spacing w:line="240" w:lineRule="auto"/>
+        <w:rPr>
+          <w:rFonts w:hint="eastAsia"/>
+        </w:rPr>
+      </w:pPr>
+      <w:r>
+        <w:rPr>
+          <w:rFonts w:ascii="微软雅黑" w:eastAsia="微软雅黑" w:hAnsi="微软雅黑" w:cs="微软雅黑"/>
+          <w:color w:val="000000"/>
+          <w:sz w:val="26"/>
+        </w:rPr>
+        <w:t>Q: 你平时是怎么提升自己的技术能力的？</w:t>
+      </w:r>
+    </w:p>
+    <w:p>
+      <w:pPr>
+        <w:snapToGrid/>
+        <w:spacing w:before="0" w:after="0" w:line="240" w:lineRule="auto"/>
+        <w:rPr>
+          <w:rFonts w:hint="eastAsia"/>
+        </w:rPr>
+      </w:pPr>
+      <w:r>
+        <w:rPr>
+          <w:color w:val="494949"/>
+        </w:rPr>
+        <w:t>答：一方面会深耕嵌入式底层核心技术，保证自己的基本功扎实；</w:t>
+      </w:r>
+    </w:p>
+    <w:p>
+      <w:pPr>
+        <w:snapToGrid/>
+        <w:spacing w:before="0" w:after="0" w:line="240" w:lineRule="auto"/>
+        <w:rPr>
+          <w:rFonts w:hint="eastAsia"/>
+          <w:color w:val="494949"/>
+        </w:rPr>
+      </w:pPr>
+      <w:r>
+        <w:rPr>
+          <w:color w:val="494949"/>
+        </w:rPr>
+        <w:t>另一方面也会关注行业前沿方向，比如机器人嵌入式、边缘</w:t>
+      </w:r>
+      <w:r>
+        <w:rPr>
+          <w:color w:val="494949"/>
+        </w:rPr>
+        <w:t xml:space="preserve"> AI </w:t>
+      </w:r>
+      <w:r>
+        <w:rPr>
+          <w:color w:val="494949"/>
+        </w:rPr>
+        <w:t>部署这类和我职业规划匹配的方向，做一些学习和小实践，让自己的技术能力能跟上行业发展。</w:t>
+      </w:r>
+    </w:p>
+    <w:p>
+      <w:pPr>
+        <w:snapToGrid/>
+        <w:spacing w:before="0" w:after="0" w:line="240" w:lineRule="auto"/>
+        <w:rPr>
+          <w:rFonts w:hint="eastAsia"/>
+          <w:color w:val="494949"/>
+        </w:rPr>
+      </w:pPr>
+      <w:r>
+        <w:rPr>
+          <w:rFonts w:hint="eastAsia"/>
+          <w:color w:val="494949"/>
+        </w:rPr>
+        <w:t xml:space="preserve">Github </w:t>
+      </w:r>
+      <w:r>
+        <w:rPr>
+          <w:rFonts w:hint="eastAsia"/>
+          <w:color w:val="494949"/>
+        </w:rPr>
+        <w:t>以及开源社区</w:t>
+      </w:r>
+      <w:r>
+        <w:rPr>
+          <w:rFonts w:hint="eastAsia"/>
           <w:color w:val="494949"/>
         </w:rPr>
         <w:t xml:space="preserve"> </w:t>
       </w:r>
-      <w:proofErr w:type="spellStart"/>
-      <w:r>
-        <w:rPr>
-          <w:color w:val="494949"/>
-        </w:rPr>
-        <w:t>MaPU</w:t>
-      </w:r>
-      <w:proofErr w:type="spellEnd"/>
-      <w:r>
-        <w:rPr>
-          <w:color w:val="494949"/>
-        </w:rPr>
-        <w:t xml:space="preserve"> </w:t>
-      </w:r>
-      <w:r>
-        <w:rPr>
-          <w:color w:val="494949"/>
-        </w:rPr>
-        <w:t>芯片，我会先研究架构手册，再从简单外设驱动入手，逐步完成完整系统适配</w:t>
-      </w:r>
-      <w:r>
-        <w:rPr>
-          <w:rFonts w:hint="eastAsia"/>
-          <w:color w:val="494949"/>
-        </w:rPr>
-        <w:t>；</w:t>
-      </w:r>
-    </w:p>
-    <w:p>
-      <w:pPr>
-        <w:snapToGrid/>
-        <w:spacing w:before="0" w:after="0" w:line="240" w:lineRule="auto"/>
-        <w:rPr>
-          <w:rFonts w:hint="eastAsia"/>
-        </w:rPr>
-      </w:pPr>
-    </w:p>
-    <w:p>
-      <w:pPr>
-        <w:snapToGrid/>
-        <w:spacing w:line="240" w:lineRule="auto"/>
-        <w:rPr>
-          <w:rFonts w:hint="eastAsia"/>
-        </w:rPr>
-      </w:pPr>
-      <w:r>
-        <w:rPr>
-          <w:rFonts w:ascii="微软雅黑" w:eastAsia="微软雅黑" w:hAnsi="微软雅黑" w:cs="微软雅黑"/>
-          <w:b/>
-          <w:color w:val="1F2329"/>
-          <w:sz w:val="24"/>
-        </w:rPr>
-        <w:t>Q: 如果项目进度紧张、甚至有延期风险，你会怎么处理？</w:t>
-      </w:r>
-    </w:p>
-    <w:p>
-      <w:pPr>
-        <w:snapToGrid/>
-        <w:spacing w:before="0" w:after="0" w:line="240" w:lineRule="auto"/>
-        <w:rPr>
-          <w:rFonts w:hint="eastAsia"/>
-        </w:rPr>
-      </w:pPr>
-      <w:r>
-        <w:rPr>
-          <w:color w:val="494949"/>
-        </w:rPr>
-        <w:t>答：首先我会先梳理自己负责模块的核心节点，优先保障核心功能开发和稳定性；</w:t>
-      </w:r>
-    </w:p>
-    <w:p>
-      <w:pPr>
-        <w:snapToGrid/>
-        <w:spacing w:before="0" w:after="0" w:line="240" w:lineRule="auto"/>
-        <w:rPr>
-          <w:rFonts w:hint="eastAsia"/>
-        </w:rPr>
-      </w:pPr>
-      <w:r>
-        <w:rPr>
-          <w:color w:val="494949"/>
-        </w:rPr>
-        <w:t>然后主动和团队同步进度，遇到自己解决不了的风险点及时同步负责人，不隐瞒、不拖延；</w:t>
-      </w:r>
-    </w:p>
-    <w:p>
-      <w:pPr>
-        <w:snapToGrid/>
-        <w:spacing w:before="0" w:after="0" w:line="240" w:lineRule="auto"/>
-        <w:rPr>
-          <w:rFonts w:hint="eastAsia"/>
-          <w:color w:val="494949"/>
-        </w:rPr>
-      </w:pPr>
-      <w:r>
-        <w:rPr>
-          <w:color w:val="494949"/>
-        </w:rPr>
-        <w:t>必要时也会合理加班攻坚，优先保障项目整体按时交付，这也是工程师基本的责任心。</w:t>
-      </w:r>
-    </w:p>
-    <w:p>
-      <w:pPr>
-        <w:snapToGrid/>
-        <w:spacing w:before="0" w:after="0" w:line="240" w:lineRule="auto"/>
-        <w:rPr>
-          <w:rFonts w:hint="eastAsia"/>
-        </w:rPr>
-      </w:pPr>
-    </w:p>
-    <w:p>
-      <w:pPr>
-        <w:snapToGrid/>
-        <w:spacing w:line="240" w:lineRule="auto"/>
-        <w:rPr>
-          <w:rFonts w:hint="eastAsia"/>
-        </w:rPr>
-      </w:pPr>
-      <w:r>
-        <w:rPr>
-          <w:rFonts w:ascii="微软雅黑" w:eastAsia="微软雅黑" w:hAnsi="微软雅黑" w:cs="微软雅黑"/>
-          <w:color w:val="000000"/>
-          <w:sz w:val="26"/>
-        </w:rPr>
-        <w:t>Q: 工作中遇到需求频繁变更，你会怎么应对？</w:t>
-      </w:r>
-    </w:p>
-    <w:p>
-      <w:pPr>
-        <w:snapToGrid/>
-        <w:spacing w:before="0" w:after="0" w:line="240" w:lineRule="auto"/>
-        <w:rPr>
-          <w:rFonts w:hint="eastAsia"/>
-        </w:rPr>
-      </w:pPr>
-      <w:r>
-        <w:rPr>
-          <w:color w:val="494949"/>
-        </w:rPr>
-        <w:t>答：先评估我的角色，如果开发的角度</w:t>
-      </w:r>
-    </w:p>
-    <w:p>
-      <w:pPr>
-        <w:snapToGrid/>
-        <w:spacing w:before="0" w:after="0" w:line="240" w:lineRule="auto"/>
-        <w:rPr>
-          <w:rFonts w:hint="eastAsia"/>
-        </w:rPr>
-      </w:pPr>
-      <w:r>
-        <w:rPr>
-          <w:color w:val="494949"/>
-        </w:rPr>
-        <w:t>我会先和产品</w:t>
-      </w:r>
-      <w:r>
-        <w:rPr>
-          <w:color w:val="494949"/>
-        </w:rPr>
-        <w:t xml:space="preserve"> / </w:t>
-      </w:r>
-      <w:r>
-        <w:rPr>
-          <w:color w:val="494949"/>
-        </w:rPr>
-        <w:t>对接同事沟通清楚变更的核心目的，理解</w:t>
-      </w:r>
-      <w:proofErr w:type="gramStart"/>
-      <w:r>
-        <w:rPr>
-          <w:color w:val="494949"/>
-        </w:rPr>
-        <w:t>真实业务</w:t>
-      </w:r>
-      <w:proofErr w:type="gramEnd"/>
-      <w:r>
-        <w:rPr>
-          <w:color w:val="494949"/>
-        </w:rPr>
-        <w:t>需求；是我理解需求的问题还是需求主动变更，避免后续再犯类似问题；</w:t>
-      </w:r>
-    </w:p>
-    <w:p>
-      <w:pPr>
-        <w:snapToGrid/>
-        <w:spacing w:before="0" w:after="0" w:line="240" w:lineRule="auto"/>
-        <w:rPr>
-          <w:rFonts w:hint="eastAsia"/>
-        </w:rPr>
-      </w:pPr>
-      <w:r>
-        <w:rPr>
-          <w:color w:val="494949"/>
-        </w:rPr>
-        <w:t>然后评估变更对现有代码、系统稳定性的影响，给出合理的开发评估；</w:t>
-      </w:r>
-    </w:p>
-    <w:p>
-      <w:pPr>
-        <w:snapToGrid/>
-        <w:spacing w:before="0" w:after="0" w:line="240" w:lineRule="auto"/>
-        <w:rPr>
-          <w:rFonts w:hint="eastAsia"/>
-          <w:color w:val="494949"/>
-        </w:rPr>
-      </w:pPr>
-      <w:r>
-        <w:rPr>
-          <w:color w:val="494949"/>
-        </w:rPr>
-        <w:t>在</w:t>
-      </w:r>
-      <w:r>
-        <w:rPr>
-          <w:color w:val="FF0000"/>
-        </w:rPr>
-        <w:t>开发中做好代码模块化、可扩展设计，</w:t>
-      </w:r>
-      <w:r>
-        <w:rPr>
-          <w:color w:val="494949"/>
-        </w:rPr>
-        <w:t>尽量减少需求变更带来的返工，保证开发效率和系统质量。</w:t>
-      </w:r>
-    </w:p>
-    <w:p>
-      <w:pPr>
-        <w:snapToGrid/>
-        <w:spacing w:before="0" w:after="0" w:line="240" w:lineRule="auto"/>
-        <w:rPr>
-          <w:rFonts w:hint="eastAsia"/>
-        </w:rPr>
-      </w:pPr>
-    </w:p>
-    <w:p>
-      <w:pPr>
-        <w:snapToGrid/>
-        <w:spacing w:line="240" w:lineRule="auto"/>
-        <w:rPr>
-          <w:rFonts w:hint="eastAsia"/>
-        </w:rPr>
-      </w:pPr>
-      <w:r>
-        <w:rPr>
-          <w:rFonts w:ascii="微软雅黑" w:eastAsia="微软雅黑" w:hAnsi="微软雅黑" w:cs="微软雅黑"/>
-          <w:color w:val="000000"/>
-          <w:sz w:val="26"/>
-        </w:rPr>
-        <w:t>Q: 你平时是怎么提升自己的技术能力的？</w:t>
-      </w:r>
-    </w:p>
-    <w:p>
-      <w:pPr>
-        <w:snapToGrid/>
-        <w:spacing w:before="0" w:after="0" w:line="240" w:lineRule="auto"/>
-        <w:rPr>
-          <w:rFonts w:hint="eastAsia"/>
-        </w:rPr>
-      </w:pPr>
-      <w:r>
-        <w:rPr>
-          <w:color w:val="494949"/>
-        </w:rPr>
-        <w:t>答：一方面会深耕嵌入式底层核心技术，保证自己的基本功扎实；</w:t>
-      </w:r>
-    </w:p>
-    <w:p>
-      <w:pPr>
-        <w:snapToGrid/>
-        <w:spacing w:before="0" w:after="0" w:line="240" w:lineRule="auto"/>
-        <w:rPr>
-          <w:rFonts w:hint="eastAsia"/>
-          <w:color w:val="494949"/>
-        </w:rPr>
-      </w:pPr>
-      <w:r>
-        <w:rPr>
-          <w:color w:val="494949"/>
-        </w:rPr>
-        <w:t>另一方面也会关注行业前沿方向，比如机器人嵌入式、边缘</w:t>
-      </w:r>
-      <w:r>
-        <w:rPr>
-          <w:color w:val="494949"/>
-        </w:rPr>
-        <w:t xml:space="preserve"> AI </w:t>
-      </w:r>
-      <w:r>
-        <w:rPr>
-          <w:color w:val="494949"/>
-        </w:rPr>
-        <w:t>部署这类和我职业规划匹配的方向，做一些学习和小实践，让自己的技术能力能跟上行业发展。</w:t>
-      </w:r>
-    </w:p>
-    <w:p>
-      <w:pPr>
-        <w:snapToGrid/>
-        <w:spacing w:before="0" w:after="0" w:line="240" w:lineRule="auto"/>
-        <w:rPr>
-          <w:rFonts w:hint="eastAsia"/>
-          <w:color w:val="494949"/>
-        </w:rPr>
-      </w:pPr>
-      <w:proofErr w:type="spellStart"/>
-      <w:r>
-        <w:rPr>
-          <w:rFonts w:hint="eastAsia"/>
-          <w:color w:val="494949"/>
-        </w:rPr>
-        <w:t>Github</w:t>
-      </w:r>
-      <w:proofErr w:type="spellEnd"/>
-      <w:r>
-        <w:rPr>
-          <w:rFonts w:hint="eastAsia"/>
-          <w:color w:val="494949"/>
-        </w:rPr>
-        <w:t xml:space="preserve"> </w:t>
-      </w:r>
-      <w:r>
-        <w:rPr>
-          <w:rFonts w:hint="eastAsia"/>
-          <w:color w:val="494949"/>
-        </w:rPr>
-        <w:t>以及开源社区</w:t>
-      </w:r>
-      <w:r>
-        <w:rPr>
-          <w:rFonts w:hint="eastAsia"/>
-          <w:color w:val="494949"/>
-        </w:rPr>
-        <w:t xml:space="preserve"> </w:t>
-      </w:r>
-      <w:proofErr w:type="gramStart"/>
-      <w:r>
-        <w:rPr>
-          <w:rFonts w:hint="eastAsia"/>
-          <w:color w:val="494949"/>
-        </w:rPr>
-        <w:t>或者官网学习</w:t>
-      </w:r>
-      <w:proofErr w:type="gramEnd"/>
-      <w:r>
-        <w:rPr>
-          <w:rFonts w:hint="eastAsia"/>
-          <w:color w:val="494949"/>
-        </w:rPr>
-        <w:t>；</w:t>
+      <w:r>
+        <w:rPr>
+          <w:rFonts w:hint="eastAsia"/>
+          <w:color w:val="494949"/>
+        </w:rPr>
+        <w:t>或者官网学习；</w:t>
+      </w:r>
+      <w:r>
+        <w:rPr>
+          <w:rFonts w:hint="eastAsia"/>
+          <w:color w:val="494949"/>
+        </w:rPr>
+        <w:t>A</w:t>
+      </w:r>
+      <w:r>
+        <w:rPr>
+          <w:color w:val="494949"/>
+        </w:rPr>
+        <w:t>I</w:t>
+      </w:r>
+      <w:r>
+        <w:rPr>
+          <w:rFonts w:hint="eastAsia"/>
+          <w:color w:val="494949"/>
+        </w:rPr>
+        <w:t>工具；</w:t>
       </w:r>
     </w:p>
     <w:p>
@@ -11371,21 +9978,7 @@
         <w:rPr>
           <w:color w:val="494949"/>
         </w:rPr>
-        <w:t xml:space="preserve"> </w:t>
-      </w:r>
-      <w:proofErr w:type="spellStart"/>
-      <w:r>
-        <w:rPr>
-          <w:color w:val="494949"/>
-        </w:rPr>
-        <w:t>memcpy</w:t>
-      </w:r>
-      <w:proofErr w:type="spellEnd"/>
-      <w:r>
-        <w:rPr>
-          <w:color w:val="494949"/>
-        </w:rPr>
-        <w:t xml:space="preserve"> </w:t>
+        <w:t xml:space="preserve"> memcpy </w:t>
       </w:r>
       <w:r>
         <w:rPr>
@@ -11464,21 +10057,7 @@
         <w:rPr>
           <w:color w:val="494949"/>
         </w:rPr>
-        <w:t>减少动态内存分配，用内存</w:t>
-      </w:r>
-      <w:proofErr w:type="gramStart"/>
-      <w:r>
-        <w:rPr>
-          <w:color w:val="494949"/>
-        </w:rPr>
-        <w:t>池或者</w:t>
-      </w:r>
-      <w:proofErr w:type="gramEnd"/>
-      <w:r>
-        <w:rPr>
-          <w:color w:val="494949"/>
-        </w:rPr>
-        <w:t>静态数组代替</w:t>
+        <w:t>减少动态内存分配，用内存池或者静态数组代替</w:t>
       </w:r>
       <w:r>
         <w:rPr>
@@ -11565,19 +10144,11 @@
         </w:rPr>
         <w:t>（</w:t>
       </w:r>
-      <w:proofErr w:type="gramStart"/>
-      <w:r>
-        <w:rPr>
-          <w:color w:val="494949"/>
-        </w:rPr>
-        <w:t>多核下绑定</w:t>
-      </w:r>
-      <w:proofErr w:type="gramEnd"/>
-      <w:r>
-        <w:rPr>
-          <w:color w:val="494949"/>
-        </w:rPr>
-        <w:t>线程到指定核心，本质是让线程</w:t>
+      <w:r>
+        <w:rPr>
+          <w:color w:val="494949"/>
+        </w:rPr>
+        <w:t>多核下绑定线程到指定核心，本质是让线程</w:t>
       </w:r>
       <w:r>
         <w:rPr>
@@ -11613,21 +10184,7 @@
         <w:rPr>
           <w:color w:val="494949"/>
         </w:rPr>
-        <w:t>，既砍掉了上下文切换</w:t>
-      </w:r>
-      <w:proofErr w:type="gramStart"/>
-      <w:r>
-        <w:rPr>
-          <w:color w:val="494949"/>
-        </w:rPr>
-        <w:t>的算力浪费</w:t>
-      </w:r>
-      <w:proofErr w:type="gramEnd"/>
-      <w:r>
-        <w:rPr>
-          <w:color w:val="494949"/>
-        </w:rPr>
-        <w:t>，又让算法指令和数据常驻高速缓存，同时避免多核资源争抢，最终让</w:t>
+        <w:t>，既砍掉了上下文切换的算力浪费，又让算法指令和数据常驻高速缓存，同时避免多核资源争抢，最终让</w:t>
       </w:r>
       <w:r>
         <w:rPr>
@@ -11635,19 +10192,11 @@
         </w:rPr>
         <w:t xml:space="preserve"> CPU </w:t>
       </w:r>
-      <w:proofErr w:type="gramStart"/>
-      <w:r>
-        <w:rPr>
-          <w:color w:val="494949"/>
-        </w:rPr>
-        <w:t>算力完全</w:t>
-      </w:r>
-      <w:proofErr w:type="gramEnd"/>
-      <w:r>
-        <w:rPr>
-          <w:color w:val="494949"/>
-        </w:rPr>
-        <w:t>释放给算法，既提升运行速度，又保证实时稳定性，是高并发、计算密集型场景的标准性能优化手段。</w:t>
+      <w:r>
+        <w:rPr>
+          <w:color w:val="494949"/>
+        </w:rPr>
+        <w:t>算力完全释放给算法，既提升运行速度，又保证实时稳定性，是高并发、计算密集型场景的标准性能优化手段。</w:t>
       </w:r>
       <w:r>
         <w:rPr>
@@ -11760,21 +10309,7 @@
         <w:rPr>
           <w:color w:val="FF0000"/>
         </w:rPr>
-        <w:t>我之前</w:t>
-      </w:r>
-      <w:proofErr w:type="gramStart"/>
-      <w:r>
-        <w:rPr>
-          <w:color w:val="FF0000"/>
-        </w:rPr>
-        <w:t>做工业</w:t>
-      </w:r>
-      <w:proofErr w:type="gramEnd"/>
-      <w:r>
-        <w:rPr>
-          <w:color w:val="FF0000"/>
-        </w:rPr>
-        <w:t>数据处理算法的时候，就是按这个思路排查的，</w:t>
+        <w:t>我之前做工业数据处理算法的时候，就是按这个思路排查的，</w:t>
       </w:r>
       <w:r>
         <w:rPr>
@@ -12006,21 +10541,7 @@
         <w:rPr>
           <w:color w:val="FF0000"/>
         </w:rPr>
-        <w:t>对大数组按缓存</w:t>
-      </w:r>
-      <w:proofErr w:type="gramStart"/>
-      <w:r>
-        <w:rPr>
-          <w:color w:val="FF0000"/>
-        </w:rPr>
-        <w:t>行大小</w:t>
-      </w:r>
-      <w:proofErr w:type="gramEnd"/>
-      <w:r>
-        <w:rPr>
-          <w:color w:val="FF0000"/>
-        </w:rPr>
-        <w:t>分块处理，避免一次加载过多数据</w:t>
+        <w:t>对大数组按缓存行大小分块处理，避免一次加载过多数据</w:t>
       </w:r>
       <w:r>
         <w:rPr>
@@ -12699,41 +11220,57 @@
           <w:color w:val="FF0000"/>
           <w:sz w:val="24"/>
         </w:rPr>
-        <w:t>多</w:t>
-      </w:r>
-      <w:proofErr w:type="gramStart"/>
+        <w:t>多核</w:t>
+      </w:r>
       <w:r>
         <w:rPr>
           <w:rFonts w:ascii="微软雅黑" w:eastAsia="微软雅黑" w:hAnsi="微软雅黑" w:cs="微软雅黑"/>
-          <w:color w:val="FF0000"/>
-          <w:sz w:val="24"/>
-        </w:rPr>
-        <w:t>核</w:t>
+          <w:color w:val="494949"/>
+          <w:sz w:val="24"/>
+        </w:rPr>
+        <w:t>独立变量按 64 字节缓存行对齐，结构体填充</w:t>
       </w:r>
       <w:r>
         <w:rPr>
           <w:rFonts w:ascii="微软雅黑" w:eastAsia="微软雅黑" w:hAnsi="微软雅黑" w:cs="微软雅黑"/>
-          <w:color w:val="494949"/>
-          <w:sz w:val="24"/>
-        </w:rPr>
-        <w:t>独立</w:t>
-      </w:r>
-      <w:proofErr w:type="gramEnd"/>
+          <w:color w:val="FF0000"/>
+          <w:sz w:val="24"/>
+        </w:rPr>
+        <w:t>避免同缓存行</w:t>
+      </w:r>
+    </w:p>
+    <w:p>
+      <w:pPr>
+        <w:snapToGrid/>
+        <w:spacing w:before="0" w:after="0" w:line="240" w:lineRule="auto"/>
+        <w:rPr>
+          <w:rFonts w:hint="eastAsia"/>
+        </w:rPr>
+      </w:pPr>
       <w:r>
         <w:rPr>
           <w:rFonts w:ascii="微软雅黑" w:eastAsia="微软雅黑" w:hAnsi="微软雅黑" w:cs="微软雅黑"/>
           <w:color w:val="494949"/>
           <w:sz w:val="24"/>
         </w:rPr>
-        <w:t>变量按 64 字节缓存行对齐，结构体填充</w:t>
+        <w:t xml:space="preserve">✅ </w:t>
       </w:r>
       <w:r>
         <w:rPr>
           <w:rFonts w:ascii="微软雅黑" w:eastAsia="微软雅黑" w:hAnsi="微软雅黑" w:cs="微软雅黑"/>
-          <w:color w:val="FF0000"/>
-          <w:sz w:val="24"/>
-        </w:rPr>
-        <w:t>避免同缓存行</w:t>
+          <w:b/>
+          <w:color w:val="494949"/>
+          <w:sz w:val="24"/>
+        </w:rPr>
+        <w:t>任务划分</w:t>
+      </w:r>
+      <w:r>
+        <w:rPr>
+          <w:rFonts w:ascii="微软雅黑" w:eastAsia="微软雅黑" w:hAnsi="微软雅黑" w:cs="微软雅黑"/>
+          <w:color w:val="494949"/>
+          <w:sz w:val="24"/>
+        </w:rPr>
+        <w:t>：按功能解耦，Core0 跑中断 / 协议，Core1 跑算法</w:t>
       </w:r>
     </w:p>
     <w:p>
@@ -12759,7 +11296,7 @@
           <w:color w:val="494949"/>
           <w:sz w:val="24"/>
         </w:rPr>
-        <w:t>任务划分</w:t>
+        <w:t>线程绑核</w:t>
       </w:r>
       <w:r>
         <w:rPr>
@@ -12767,52 +11304,8 @@
           <w:color w:val="494949"/>
           <w:sz w:val="24"/>
         </w:rPr>
-        <w:t>：按功能解耦，Core0 跑中断 / 协议，Core1 跑算法</w:t>
-      </w:r>
-    </w:p>
-    <w:p>
-      <w:pPr>
-        <w:snapToGrid/>
-        <w:spacing w:before="0" w:after="0" w:line="240" w:lineRule="auto"/>
-        <w:rPr>
-          <w:rFonts w:hint="eastAsia"/>
-        </w:rPr>
-      </w:pPr>
-      <w:r>
-        <w:rPr>
-          <w:rFonts w:ascii="微软雅黑" w:eastAsia="微软雅黑" w:hAnsi="微软雅黑" w:cs="微软雅黑"/>
-          <w:color w:val="494949"/>
-          <w:sz w:val="24"/>
-        </w:rPr>
-        <w:t xml:space="preserve">✅ </w:t>
-      </w:r>
-      <w:r>
-        <w:rPr>
-          <w:rFonts w:ascii="微软雅黑" w:eastAsia="微软雅黑" w:hAnsi="微软雅黑" w:cs="微软雅黑"/>
-          <w:b/>
-          <w:color w:val="494949"/>
-          <w:sz w:val="24"/>
-        </w:rPr>
-        <w:t>线程绑核</w:t>
-      </w:r>
-      <w:r>
-        <w:rPr>
-          <w:rFonts w:ascii="微软雅黑" w:eastAsia="微软雅黑" w:hAnsi="微软雅黑" w:cs="微软雅黑"/>
-          <w:color w:val="494949"/>
-          <w:sz w:val="24"/>
-        </w:rPr>
-        <w:t>：手动绑定任务到指定核心，锁住 Cache，</w:t>
-      </w:r>
-      <w:proofErr w:type="gramStart"/>
-      <w:r>
-        <w:rPr>
-          <w:rFonts w:ascii="微软雅黑" w:eastAsia="微软雅黑" w:hAnsi="微软雅黑" w:cs="微软雅黑"/>
-          <w:color w:val="494949"/>
-          <w:sz w:val="24"/>
-        </w:rPr>
-        <w:t>避免跨核迁移</w:t>
-      </w:r>
-      <w:proofErr w:type="gramEnd"/>
+        <w:t>：手动绑定任务到指定核心，锁住 Cache，避免跨核迁移</w:t>
+      </w:r>
     </w:p>
     <w:p>
       <w:pPr>
@@ -13000,25 +11493,7 @@
           <w:color w:val="494949"/>
           <w:sz w:val="24"/>
         </w:rPr>
-        <w:t xml:space="preserve">：用 </w:t>
-      </w:r>
-      <w:proofErr w:type="spellStart"/>
-      <w:r>
-        <w:rPr>
-          <w:rFonts w:ascii="微软雅黑" w:eastAsia="微软雅黑" w:hAnsi="微软雅黑" w:cs="微软雅黑"/>
-          <w:color w:val="494949"/>
-          <w:sz w:val="24"/>
-        </w:rPr>
-        <w:t>Tracealyzer</w:t>
-      </w:r>
-      <w:proofErr w:type="spellEnd"/>
-      <w:r>
-        <w:rPr>
-          <w:rFonts w:ascii="微软雅黑" w:eastAsia="微软雅黑" w:hAnsi="微软雅黑" w:cs="微软雅黑"/>
-          <w:color w:val="494949"/>
-          <w:sz w:val="24"/>
-        </w:rPr>
-        <w:t>/perf 看 Cache 命中率、CPU 负载、任务切换，优化瓶颈</w:t>
+        <w:t>：用 Tracealyzer/perf 看 Cache 命中率、CPU 负载、任务切换，优化瓶颈</w:t>
       </w:r>
     </w:p>
     <w:p>
@@ -13094,15 +11569,7 @@
         </w:rPr>
       </w:pPr>
       <w:r>
-        <w:t>题目：多</w:t>
-      </w:r>
-      <w:proofErr w:type="gramStart"/>
-      <w:r>
-        <w:t>核系统</w:t>
-      </w:r>
-      <w:proofErr w:type="gramEnd"/>
-      <w:r>
-        <w:t>里，多个核心访问同一块共享内存，会遇到什么问题？怎么解决？</w:t>
+        <w:t>题目：多核系统里，多个核心访问同一块共享内存，会遇到什么问题？怎么解决？</w:t>
       </w:r>
     </w:p>
     <w:p>
@@ -13133,23 +11600,7 @@
           <w:b/>
           <w:color w:val="494949"/>
         </w:rPr>
-        <w:t>数据竞争（</w:t>
-      </w:r>
-      <w:proofErr w:type="gramStart"/>
-      <w:r>
-        <w:rPr>
-          <w:b/>
-          <w:color w:val="494949"/>
-        </w:rPr>
-        <w:t>竞态条件</w:t>
-      </w:r>
-      <w:proofErr w:type="gramEnd"/>
-      <w:r>
-        <w:rPr>
-          <w:b/>
-          <w:color w:val="494949"/>
-        </w:rPr>
-        <w:t>）：</w:t>
+        <w:t>数据竞争（竞态条件）：</w:t>
       </w:r>
       <w:r>
         <w:rPr>
@@ -13707,39 +12158,7 @@
           <w:color w:val="000000"/>
           <w:sz w:val="24"/>
         </w:rPr>
-        <w:t>，每个核</w:t>
-      </w:r>
-      <w:proofErr w:type="gramStart"/>
-      <w:r>
-        <w:rPr>
-          <w:color w:val="000000"/>
-          <w:sz w:val="24"/>
-        </w:rPr>
-        <w:t>只操作</w:t>
-      </w:r>
-      <w:proofErr w:type="gramEnd"/>
-      <w:r>
-        <w:rPr>
-          <w:color w:val="000000"/>
-          <w:sz w:val="24"/>
-        </w:rPr>
-        <w:t>自己专属的本地数据，尽量</w:t>
-      </w:r>
-      <w:proofErr w:type="gramStart"/>
-      <w:r>
-        <w:rPr>
-          <w:color w:val="000000"/>
-          <w:sz w:val="24"/>
-        </w:rPr>
-        <w:t>减少跨核共享变量</w:t>
-      </w:r>
-      <w:proofErr w:type="gramEnd"/>
-      <w:r>
-        <w:rPr>
-          <w:color w:val="000000"/>
-          <w:sz w:val="24"/>
-        </w:rPr>
-        <w:t>，</w:t>
+        <w:t>，每个核只操作自己专属的本地数据，尽量减少跨核共享变量，</w:t>
       </w:r>
       <w:r>
         <w:rPr>
@@ -13769,39 +12188,7 @@
           <w:color w:val="000000"/>
           <w:sz w:val="24"/>
         </w:rPr>
-        <w:t>业务层：调整任务拆分逻辑，把连续的</w:t>
-      </w:r>
-      <w:proofErr w:type="gramStart"/>
-      <w:r>
-        <w:rPr>
-          <w:color w:val="000000"/>
-          <w:sz w:val="24"/>
-        </w:rPr>
-        <w:t>数据块分配给</w:t>
-      </w:r>
-      <w:proofErr w:type="gramEnd"/>
-      <w:r>
-        <w:rPr>
-          <w:color w:val="000000"/>
-          <w:sz w:val="24"/>
-        </w:rPr>
-        <w:t>同一个核，提升缓存局部性，</w:t>
-      </w:r>
-      <w:proofErr w:type="gramStart"/>
-      <w:r>
-        <w:rPr>
-          <w:color w:val="000000"/>
-          <w:sz w:val="24"/>
-        </w:rPr>
-        <w:t>减少跨核的</w:t>
-      </w:r>
-      <w:proofErr w:type="gramEnd"/>
-      <w:r>
-        <w:rPr>
-          <w:color w:val="000000"/>
-          <w:sz w:val="24"/>
-        </w:rPr>
-        <w:t>数据交互。</w:t>
+        <w:t>业务层：调整任务拆分逻辑，把连续的数据块分配给同一个核，提升缓存局部性，减少跨核的数据交互。</w:t>
       </w:r>
     </w:p>
     <w:p>
@@ -14013,35 +12400,7 @@
         <w:rPr>
           <w:color w:val="494949"/>
         </w:rPr>
-        <w:t>任务划分：把算法拆分成多个没有依赖的</w:t>
-      </w:r>
-      <w:proofErr w:type="gramStart"/>
-      <w:r>
-        <w:rPr>
-          <w:color w:val="494949"/>
-        </w:rPr>
-        <w:t>独立子</w:t>
-      </w:r>
-      <w:proofErr w:type="gramEnd"/>
-      <w:r>
-        <w:rPr>
-          <w:color w:val="494949"/>
-        </w:rPr>
-        <w:t>任务，比如</w:t>
-      </w:r>
-      <w:proofErr w:type="gramStart"/>
-      <w:r>
-        <w:rPr>
-          <w:color w:val="494949"/>
-        </w:rPr>
-        <w:t>按数据</w:t>
-      </w:r>
-      <w:proofErr w:type="gramEnd"/>
-      <w:r>
-        <w:rPr>
-          <w:color w:val="494949"/>
-        </w:rPr>
-        <w:t>块划分，每个核心处理一部分数据；</w:t>
+        <w:t>任务划分：把算法拆分成多个没有依赖的独立子任务，比如按数据块划分，每个核心处理一部分数据；</w:t>
       </w:r>
     </w:p>
     <w:p>
@@ -14095,21 +12454,7 @@
         <w:rPr>
           <w:color w:val="494949"/>
         </w:rPr>
-        <w:t>减少依赖：</w:t>
-      </w:r>
-      <w:proofErr w:type="gramStart"/>
-      <w:r>
-        <w:rPr>
-          <w:color w:val="494949"/>
-        </w:rPr>
-        <w:t>子任务</w:t>
-      </w:r>
-      <w:proofErr w:type="gramEnd"/>
-      <w:r>
-        <w:rPr>
-          <w:color w:val="494949"/>
-        </w:rPr>
-        <w:t>之间尽量减少数据共享和同步，避免频繁加锁，影响并行效率；</w:t>
+        <w:t>减少依赖：子任务之间尽量减少数据共享和同步，避免频繁加锁，影响并行效率；</w:t>
       </w:r>
     </w:p>
     <w:p>
@@ -14124,21 +12469,7 @@
         <w:rPr>
           <w:color w:val="FF0000"/>
         </w:rPr>
-        <w:t>数据局部性：每个核心只访问自己负责的数据，减少</w:t>
-      </w:r>
-      <w:proofErr w:type="gramStart"/>
-      <w:r>
-        <w:rPr>
-          <w:color w:val="FF0000"/>
-        </w:rPr>
-        <w:t>跨核心</w:t>
-      </w:r>
-      <w:proofErr w:type="gramEnd"/>
-      <w:r>
-        <w:rPr>
-          <w:color w:val="FF0000"/>
-        </w:rPr>
-        <w:t>的数据传输，提升缓存命中率</w:t>
+        <w:t>数据局部性：每个核心只访问自己负责的数据，减少跨核心的数据传输，提升缓存命中率</w:t>
       </w:r>
       <w:r>
         <w:rPr>
@@ -14175,21 +12506,7 @@
         <w:rPr>
           <w:color w:val="494949"/>
         </w:rPr>
-        <w:t>我之前优化数据处理算法的时候，就是</w:t>
-      </w:r>
-      <w:proofErr w:type="gramStart"/>
-      <w:r>
-        <w:rPr>
-          <w:color w:val="494949"/>
-        </w:rPr>
-        <w:t>按数据</w:t>
-      </w:r>
-      <w:proofErr w:type="gramEnd"/>
-      <w:r>
-        <w:rPr>
-          <w:color w:val="494949"/>
-        </w:rPr>
-        <w:t>块划分任务，每个线程处理一块数据，没有依赖关系，不用加锁，并行化之后性能几乎和核心数成正比，这个方法也可以用在多核</w:t>
+        <w:t>我之前优化数据处理算法的时候，就是按数据块划分任务，每个线程处理一块数据，没有依赖关系，不用加锁，并行化之后性能几乎和核心数成正比，这个方法也可以用在多核</w:t>
       </w:r>
       <w:r>
         <w:rPr>
@@ -14207,21 +12524,7 @@
         <w:rPr>
           <w:color w:val="FF0000"/>
         </w:rPr>
-        <w:t>把算法</w:t>
-      </w:r>
-      <w:proofErr w:type="gramStart"/>
-      <w:r>
-        <w:rPr>
-          <w:color w:val="FF0000"/>
-        </w:rPr>
-        <w:t>按数据</w:t>
-      </w:r>
-      <w:proofErr w:type="gramEnd"/>
-      <w:r>
-        <w:rPr>
-          <w:color w:val="FF0000"/>
-        </w:rPr>
-        <w:t>块并行，发挥多核的性能</w:t>
+        <w:t>把算法按数据块并行，发挥多核的性能</w:t>
       </w:r>
       <w:r>
         <w:rPr>
@@ -14511,21 +12814,7 @@
         <w:rPr>
           <w:color w:val="494949"/>
         </w:rPr>
-        <w:t>这部分不用</w:t>
-      </w:r>
-      <w:proofErr w:type="gramStart"/>
-      <w:r>
-        <w:rPr>
-          <w:color w:val="494949"/>
-        </w:rPr>
-        <w:t>懂复杂</w:t>
-      </w:r>
-      <w:proofErr w:type="gramEnd"/>
-      <w:r>
-        <w:rPr>
-          <w:color w:val="494949"/>
-        </w:rPr>
-        <w:t>算法，重点讲清楚移植和优化的流程，结合你的工程经验说就行。</w:t>
+        <w:t>这部分不用懂复杂算法，重点讲清楚移植和优化的流程，结合你的工程经验说就行。</w:t>
       </w:r>
     </w:p>
     <w:p>
@@ -14922,23 +13211,7 @@
           <w:color w:val="000000"/>
           <w:sz w:val="24"/>
         </w:rPr>
-        <w:t>：算法任务拆分、多核负载均衡、核间通信机制优化，把多核</w:t>
-      </w:r>
-      <w:proofErr w:type="gramStart"/>
-      <w:r>
-        <w:rPr>
-          <w:color w:val="000000"/>
-          <w:sz w:val="24"/>
-        </w:rPr>
-        <w:t>的算力完全</w:t>
-      </w:r>
-      <w:proofErr w:type="gramEnd"/>
-      <w:r>
-        <w:rPr>
-          <w:color w:val="000000"/>
-          <w:sz w:val="24"/>
-        </w:rPr>
-        <w:t>释放出来；</w:t>
+        <w:t>：算法任务拆分、多核负载均衡、核间通信机制优化，把多核的算力完全释放出来；</w:t>
       </w:r>
     </w:p>
     <w:p>
@@ -14973,23 +13246,7 @@
           <w:color w:val="000000"/>
           <w:sz w:val="24"/>
         </w:rPr>
-        <w:t xml:space="preserve"> </w:t>
-      </w:r>
-      <w:proofErr w:type="spellStart"/>
-      <w:r>
-        <w:rPr>
-          <w:color w:val="000000"/>
-          <w:sz w:val="24"/>
-        </w:rPr>
-        <w:t>MaPU</w:t>
-      </w:r>
-      <w:proofErr w:type="spellEnd"/>
-      <w:r>
-        <w:rPr>
-          <w:color w:val="000000"/>
-          <w:sz w:val="24"/>
-        </w:rPr>
-        <w:t xml:space="preserve"> </w:t>
+        <w:t xml:space="preserve"> MaPU </w:t>
       </w:r>
       <w:r>
         <w:rPr>
@@ -15109,7 +13366,6 @@
         </w:rPr>
         <w:t>可以利用</w:t>
       </w:r>
-      <w:proofErr w:type="spellStart"/>
       <w:r>
         <w:rPr>
           <w:b/>
@@ -15117,7 +13373,6 @@
         </w:rPr>
         <w:t>pref</w:t>
       </w:r>
-      <w:proofErr w:type="spellEnd"/>
       <w:r>
         <w:rPr>
           <w:b/>
@@ -15812,21 +14067,12 @@
         </w:rPr>
         <w:t xml:space="preserve"> 4 </w:t>
       </w:r>
-      <w:proofErr w:type="gramStart"/>
-      <w:r>
-        <w:rPr>
-          <w:color w:val="000000"/>
-          <w:sz w:val="24"/>
-        </w:rPr>
-        <w:t>个</w:t>
-      </w:r>
-      <w:proofErr w:type="gramEnd"/>
-      <w:r>
-        <w:rPr>
-          <w:color w:val="000000"/>
-          <w:sz w:val="24"/>
-        </w:rPr>
-        <w:t>高概率点：精度问题：</w:t>
+      <w:r>
+        <w:rPr>
+          <w:color w:val="000000"/>
+          <w:sz w:val="24"/>
+        </w:rPr>
+        <w:t>个高概率点：精度问题：</w:t>
       </w:r>
       <w:r>
         <w:rPr>
@@ -15916,23 +14162,7 @@
           <w:color w:val="000000"/>
           <w:sz w:val="24"/>
         </w:rPr>
-        <w:t>内存问题：数组越界、野指针、</w:t>
-      </w:r>
-      <w:proofErr w:type="gramStart"/>
-      <w:r>
-        <w:rPr>
-          <w:color w:val="000000"/>
-          <w:sz w:val="24"/>
-        </w:rPr>
-        <w:t>栈</w:t>
-      </w:r>
-      <w:proofErr w:type="gramEnd"/>
-      <w:r>
-        <w:rPr>
-          <w:color w:val="000000"/>
-          <w:sz w:val="24"/>
-        </w:rPr>
-        <w:t>溢出，导致的结果篡改；</w:t>
+        <w:t>内存问题：数组越界、野指针、栈溢出，导致的结果篡改；</w:t>
       </w:r>
     </w:p>
     <w:p>
@@ -16053,23 +14283,7 @@
           <w:color w:val="000000"/>
           <w:sz w:val="24"/>
         </w:rPr>
-        <w:t>修复问题后，</w:t>
-      </w:r>
-      <w:proofErr w:type="gramStart"/>
-      <w:r>
-        <w:rPr>
-          <w:color w:val="000000"/>
-          <w:sz w:val="24"/>
-        </w:rPr>
-        <w:t>做全场景</w:t>
-      </w:r>
-      <w:proofErr w:type="gramEnd"/>
-      <w:r>
-        <w:rPr>
-          <w:color w:val="000000"/>
-          <w:sz w:val="24"/>
-        </w:rPr>
-        <w:t>回归测试，保证所有边界条件下的结果都一致，同时沉淀排查案例，避免同类问题重复发生。</w:t>
+        <w:t>修复问题后，做全场景回归测试，保证所有边界条件下的结果都一致，同时沉淀排查案例，避免同类问题重复发生。</w:t>
       </w:r>
     </w:p>
     <w:p>
